--- a/paper/table.docx
+++ b/paper/table.docx
@@ -857,21 +857,7 @@
               <w:rPr>
                 <w:rFonts w:ascii="Times New Roman" w:hAnsi="Times New Roman" w:cs="Times New Roman"/>
               </w:rPr>
-              <w:t xml:space="preserve">The optimizer </w:t>
-            </w:r>
-            <w:proofErr w:type="gramStart"/>
-            <w:r>
-              <w:rPr>
-                <w:rFonts w:ascii="Times New Roman" w:hAnsi="Times New Roman" w:cs="Times New Roman"/>
-              </w:rPr>
-              <w:t>used</w:t>
-            </w:r>
-            <w:proofErr w:type="gramEnd"/>
-            <w:r>
-              <w:rPr>
-                <w:rFonts w:ascii="Times New Roman" w:hAnsi="Times New Roman" w:cs="Times New Roman"/>
-              </w:rPr>
-              <w:t xml:space="preserve"> for training, specifically Stochastic Gradient Descent.</w:t>
+              <w:t>The optimizer used for training, specifically Stochastic Gradient Descent.</w:t>
             </w:r>
           </w:p>
         </w:tc>
@@ -1300,10 +1286,1524 @@
         <w:br w:type="page"/>
       </w:r>
     </w:p>
+    <w:tbl>
+      <w:tblPr>
+        <w:tblW w:w="0" w:type="auto"/>
+        <w:tblCellSpacing w:w="15" w:type="dxa"/>
+        <w:tblCellMar>
+          <w:top w:w="15" w:type="dxa"/>
+          <w:left w:w="15" w:type="dxa"/>
+          <w:bottom w:w="15" w:type="dxa"/>
+          <w:right w:w="15" w:type="dxa"/>
+        </w:tblCellMar>
+        <w:tblLook w:val="04A0" w:firstRow="1" w:lastRow="0" w:firstColumn="1" w:lastColumn="0" w:noHBand="0" w:noVBand="1"/>
+      </w:tblPr>
+      <w:tblGrid>
+        <w:gridCol w:w="1018"/>
+        <w:gridCol w:w="982"/>
+        <w:gridCol w:w="775"/>
+        <w:gridCol w:w="937"/>
+        <w:gridCol w:w="896"/>
+        <w:gridCol w:w="832"/>
+        <w:gridCol w:w="896"/>
+        <w:gridCol w:w="592"/>
+        <w:gridCol w:w="651"/>
+        <w:gridCol w:w="727"/>
+      </w:tblGrid>
+      <w:tr>
+        <w:trPr>
+          <w:tblHeader/>
+          <w:tblCellSpacing w:w="15" w:type="dxa"/>
+        </w:trPr>
+        <w:tc>
+          <w:tcPr>
+            <w:tcW w:w="0" w:type="auto"/>
+            <w:vAlign w:val="center"/>
+            <w:hideMark/>
+          </w:tcPr>
+          <w:p>
+            <w:pPr>
+              <w:rPr>
+                <w:rFonts w:ascii="Times New Roman" w:hAnsi="Times New Roman" w:cs="Times New Roman"/>
+                <w:b/>
+                <w:bCs/>
+              </w:rPr>
+            </w:pPr>
+            <w:r>
+              <w:rPr>
+                <w:rFonts w:ascii="Times New Roman" w:hAnsi="Times New Roman" w:cs="Times New Roman"/>
+                <w:b/>
+                <w:bCs/>
+              </w:rPr>
+              <w:lastRenderedPageBreak/>
+              <w:t>Model</w:t>
+            </w:r>
+          </w:p>
+        </w:tc>
+        <w:tc>
+          <w:tcPr>
+            <w:tcW w:w="0" w:type="auto"/>
+            <w:vAlign w:val="center"/>
+            <w:hideMark/>
+          </w:tcPr>
+          <w:p>
+            <w:pPr>
+              <w:rPr>
+                <w:rFonts w:ascii="Times New Roman" w:hAnsi="Times New Roman" w:cs="Times New Roman"/>
+                <w:b/>
+                <w:bCs/>
+              </w:rPr>
+            </w:pPr>
+            <w:r>
+              <w:rPr>
+                <w:rFonts w:ascii="Times New Roman" w:hAnsi="Times New Roman" w:cs="Times New Roman"/>
+                <w:b/>
+                <w:bCs/>
+              </w:rPr>
+              <w:t>Parameters (M)</w:t>
+            </w:r>
+          </w:p>
+        </w:tc>
+        <w:tc>
+          <w:tcPr>
+            <w:tcW w:w="0" w:type="auto"/>
+            <w:vAlign w:val="center"/>
+            <w:hideMark/>
+          </w:tcPr>
+          <w:p>
+            <w:pPr>
+              <w:rPr>
+                <w:rFonts w:ascii="Times New Roman" w:hAnsi="Times New Roman" w:cs="Times New Roman"/>
+                <w:b/>
+                <w:bCs/>
+              </w:rPr>
+            </w:pPr>
+            <w:r>
+              <w:rPr>
+                <w:rFonts w:ascii="Times New Roman" w:hAnsi="Times New Roman" w:cs="Times New Roman"/>
+                <w:b/>
+                <w:bCs/>
+              </w:rPr>
+              <w:t>GFLOPs</w:t>
+            </w:r>
+          </w:p>
+        </w:tc>
+        <w:tc>
+          <w:tcPr>
+            <w:tcW w:w="0" w:type="auto"/>
+            <w:vAlign w:val="center"/>
+            <w:hideMark/>
+          </w:tcPr>
+          <w:p>
+            <w:pPr>
+              <w:rPr>
+                <w:rFonts w:ascii="Times New Roman" w:hAnsi="Times New Roman" w:cs="Times New Roman"/>
+                <w:b/>
+                <w:bCs/>
+              </w:rPr>
+            </w:pPr>
+            <w:r>
+              <w:rPr>
+                <w:rFonts w:ascii="Times New Roman" w:hAnsi="Times New Roman" w:cs="Times New Roman"/>
+                <w:b/>
+                <w:bCs/>
+              </w:rPr>
+              <w:t>FPS (Inference)</w:t>
+            </w:r>
+          </w:p>
+        </w:tc>
+        <w:tc>
+          <w:tcPr>
+            <w:tcW w:w="0" w:type="auto"/>
+            <w:vAlign w:val="center"/>
+            <w:hideMark/>
+          </w:tcPr>
+          <w:p>
+            <w:pPr>
+              <w:rPr>
+                <w:rFonts w:ascii="Times New Roman" w:hAnsi="Times New Roman" w:cs="Times New Roman"/>
+                <w:b/>
+                <w:bCs/>
+              </w:rPr>
+            </w:pPr>
+            <w:r>
+              <w:rPr>
+                <w:rFonts w:ascii="Times New Roman" w:hAnsi="Times New Roman" w:cs="Times New Roman"/>
+                <w:b/>
+                <w:bCs/>
+              </w:rPr>
+              <w:t>Pre-processing Time (per image)</w:t>
+            </w:r>
+          </w:p>
+        </w:tc>
+        <w:tc>
+          <w:tcPr>
+            <w:tcW w:w="0" w:type="auto"/>
+            <w:vAlign w:val="center"/>
+            <w:hideMark/>
+          </w:tcPr>
+          <w:p>
+            <w:pPr>
+              <w:rPr>
+                <w:rFonts w:ascii="Times New Roman" w:hAnsi="Times New Roman" w:cs="Times New Roman"/>
+                <w:b/>
+                <w:bCs/>
+              </w:rPr>
+            </w:pPr>
+            <w:r>
+              <w:rPr>
+                <w:rFonts w:ascii="Times New Roman" w:hAnsi="Times New Roman" w:cs="Times New Roman"/>
+                <w:b/>
+                <w:bCs/>
+              </w:rPr>
+              <w:t>Inference Time (per image)</w:t>
+            </w:r>
+          </w:p>
+        </w:tc>
+        <w:tc>
+          <w:tcPr>
+            <w:tcW w:w="0" w:type="auto"/>
+            <w:vAlign w:val="center"/>
+            <w:hideMark/>
+          </w:tcPr>
+          <w:p>
+            <w:pPr>
+              <w:rPr>
+                <w:rFonts w:ascii="Times New Roman" w:hAnsi="Times New Roman" w:cs="Times New Roman"/>
+                <w:b/>
+                <w:bCs/>
+              </w:rPr>
+            </w:pPr>
+            <w:r>
+              <w:rPr>
+                <w:rFonts w:ascii="Times New Roman" w:hAnsi="Times New Roman" w:cs="Times New Roman"/>
+                <w:b/>
+                <w:bCs/>
+              </w:rPr>
+              <w:t>Post-processing Time (per image)</w:t>
+            </w:r>
+          </w:p>
+        </w:tc>
+        <w:tc>
+          <w:tcPr>
+            <w:tcW w:w="0" w:type="auto"/>
+            <w:vAlign w:val="center"/>
+            <w:hideMark/>
+          </w:tcPr>
+          <w:p>
+            <w:pPr>
+              <w:rPr>
+                <w:rFonts w:ascii="Times New Roman" w:hAnsi="Times New Roman" w:cs="Times New Roman"/>
+                <w:b/>
+                <w:bCs/>
+              </w:rPr>
+            </w:pPr>
+            <w:r>
+              <w:rPr>
+                <w:rFonts w:ascii="Times New Roman" w:hAnsi="Times New Roman" w:cs="Times New Roman"/>
+                <w:b/>
+                <w:bCs/>
+              </w:rPr>
+              <w:t>FPS (Total)</w:t>
+            </w:r>
+          </w:p>
+        </w:tc>
+        <w:tc>
+          <w:tcPr>
+            <w:tcW w:w="0" w:type="auto"/>
+            <w:vAlign w:val="center"/>
+            <w:hideMark/>
+          </w:tcPr>
+          <w:p>
+            <w:pPr>
+              <w:rPr>
+                <w:rFonts w:ascii="Times New Roman" w:hAnsi="Times New Roman" w:cs="Times New Roman"/>
+                <w:b/>
+                <w:bCs/>
+              </w:rPr>
+            </w:pPr>
+            <w:r>
+              <w:rPr>
+                <w:rFonts w:ascii="Times New Roman" w:hAnsi="Times New Roman" w:cs="Times New Roman"/>
+                <w:b/>
+                <w:bCs/>
+              </w:rPr>
+              <w:t>mAP50</w:t>
+            </w:r>
+          </w:p>
+        </w:tc>
+        <w:tc>
+          <w:tcPr>
+            <w:tcW w:w="0" w:type="auto"/>
+            <w:vAlign w:val="center"/>
+            <w:hideMark/>
+          </w:tcPr>
+          <w:p>
+            <w:pPr>
+              <w:rPr>
+                <w:rFonts w:ascii="Times New Roman" w:hAnsi="Times New Roman" w:cs="Times New Roman"/>
+                <w:b/>
+                <w:bCs/>
+              </w:rPr>
+            </w:pPr>
+            <w:r>
+              <w:rPr>
+                <w:rFonts w:ascii="Times New Roman" w:hAnsi="Times New Roman" w:cs="Times New Roman"/>
+                <w:b/>
+                <w:bCs/>
+              </w:rPr>
+              <w:t>mAP50-95</w:t>
+            </w:r>
+          </w:p>
+        </w:tc>
+      </w:tr>
+      <w:tr>
+        <w:trPr>
+          <w:tblCellSpacing w:w="15" w:type="dxa"/>
+        </w:trPr>
+        <w:tc>
+          <w:tcPr>
+            <w:tcW w:w="0" w:type="auto"/>
+            <w:vAlign w:val="center"/>
+            <w:hideMark/>
+          </w:tcPr>
+          <w:p>
+            <w:pPr>
+              <w:rPr>
+                <w:rFonts w:ascii="Times New Roman" w:hAnsi="Times New Roman" w:cs="Times New Roman"/>
+              </w:rPr>
+            </w:pPr>
+            <w:r>
+              <w:rPr>
+                <w:rFonts w:ascii="Times New Roman" w:hAnsi="Times New Roman" w:cs="Times New Roman"/>
+                <w:b/>
+                <w:bCs/>
+              </w:rPr>
+              <w:t>BGL-YOLO11</w:t>
+            </w:r>
+          </w:p>
+        </w:tc>
+        <w:tc>
+          <w:tcPr>
+            <w:tcW w:w="0" w:type="auto"/>
+            <w:vAlign w:val="center"/>
+            <w:hideMark/>
+          </w:tcPr>
+          <w:p>
+            <w:pPr>
+              <w:rPr>
+                <w:rFonts w:ascii="Times New Roman" w:hAnsi="Times New Roman" w:cs="Times New Roman"/>
+              </w:rPr>
+            </w:pPr>
+            <w:r>
+              <w:rPr>
+                <w:rFonts w:ascii="Times New Roman" w:hAnsi="Times New Roman" w:cs="Times New Roman"/>
+              </w:rPr>
+              <w:t>2.07</w:t>
+            </w:r>
+          </w:p>
+        </w:tc>
+        <w:tc>
+          <w:tcPr>
+            <w:tcW w:w="0" w:type="auto"/>
+            <w:vAlign w:val="center"/>
+            <w:hideMark/>
+          </w:tcPr>
+          <w:p>
+            <w:pPr>
+              <w:rPr>
+                <w:rFonts w:ascii="Times New Roman" w:hAnsi="Times New Roman" w:cs="Times New Roman"/>
+              </w:rPr>
+            </w:pPr>
+            <w:r>
+              <w:rPr>
+                <w:rFonts w:ascii="Times New Roman" w:hAnsi="Times New Roman" w:cs="Times New Roman"/>
+              </w:rPr>
+              <w:t>6.7</w:t>
+            </w:r>
+          </w:p>
+        </w:tc>
+        <w:tc>
+          <w:tcPr>
+            <w:tcW w:w="0" w:type="auto"/>
+            <w:vAlign w:val="center"/>
+            <w:hideMark/>
+          </w:tcPr>
+          <w:p>
+            <w:pPr>
+              <w:rPr>
+                <w:rFonts w:ascii="Times New Roman" w:hAnsi="Times New Roman" w:cs="Times New Roman"/>
+              </w:rPr>
+            </w:pPr>
+            <w:r>
+              <w:rPr>
+                <w:rFonts w:ascii="Times New Roman" w:hAnsi="Times New Roman" w:cs="Times New Roman"/>
+              </w:rPr>
+              <w:t>230.02</w:t>
+            </w:r>
+          </w:p>
+        </w:tc>
+        <w:tc>
+          <w:tcPr>
+            <w:tcW w:w="0" w:type="auto"/>
+            <w:vAlign w:val="center"/>
+            <w:hideMark/>
+          </w:tcPr>
+          <w:p>
+            <w:pPr>
+              <w:rPr>
+                <w:rFonts w:ascii="Times New Roman" w:hAnsi="Times New Roman" w:cs="Times New Roman"/>
+              </w:rPr>
+            </w:pPr>
+            <w:r>
+              <w:rPr>
+                <w:rFonts w:ascii="Times New Roman" w:hAnsi="Times New Roman" w:cs="Times New Roman"/>
+              </w:rPr>
+              <w:t>0.000275s</w:t>
+            </w:r>
+          </w:p>
+        </w:tc>
+        <w:tc>
+          <w:tcPr>
+            <w:tcW w:w="0" w:type="auto"/>
+            <w:vAlign w:val="center"/>
+            <w:hideMark/>
+          </w:tcPr>
+          <w:p>
+            <w:pPr>
+              <w:rPr>
+                <w:rFonts w:ascii="Times New Roman" w:hAnsi="Times New Roman" w:cs="Times New Roman"/>
+              </w:rPr>
+            </w:pPr>
+            <w:r>
+              <w:rPr>
+                <w:rFonts w:ascii="Times New Roman" w:hAnsi="Times New Roman" w:cs="Times New Roman"/>
+              </w:rPr>
+              <w:t>0.004347s</w:t>
+            </w:r>
+          </w:p>
+        </w:tc>
+        <w:tc>
+          <w:tcPr>
+            <w:tcW w:w="0" w:type="auto"/>
+            <w:vAlign w:val="center"/>
+            <w:hideMark/>
+          </w:tcPr>
+          <w:p>
+            <w:pPr>
+              <w:rPr>
+                <w:rFonts w:ascii="Times New Roman" w:hAnsi="Times New Roman" w:cs="Times New Roman"/>
+              </w:rPr>
+            </w:pPr>
+            <w:r>
+              <w:rPr>
+                <w:rFonts w:ascii="Times New Roman" w:hAnsi="Times New Roman" w:cs="Times New Roman"/>
+              </w:rPr>
+              <w:t>0.005090s</w:t>
+            </w:r>
+          </w:p>
+        </w:tc>
+        <w:tc>
+          <w:tcPr>
+            <w:tcW w:w="0" w:type="auto"/>
+            <w:vAlign w:val="center"/>
+            <w:hideMark/>
+          </w:tcPr>
+          <w:p>
+            <w:pPr>
+              <w:rPr>
+                <w:rFonts w:ascii="Times New Roman" w:hAnsi="Times New Roman" w:cs="Times New Roman"/>
+              </w:rPr>
+            </w:pPr>
+            <w:r>
+              <w:rPr>
+                <w:rFonts w:ascii="Times New Roman" w:hAnsi="Times New Roman" w:cs="Times New Roman"/>
+              </w:rPr>
+              <w:t>102.96</w:t>
+            </w:r>
+          </w:p>
+        </w:tc>
+        <w:tc>
+          <w:tcPr>
+            <w:tcW w:w="0" w:type="auto"/>
+            <w:vAlign w:val="center"/>
+            <w:hideMark/>
+          </w:tcPr>
+          <w:p>
+            <w:pPr>
+              <w:rPr>
+                <w:rFonts w:ascii="Times New Roman" w:hAnsi="Times New Roman" w:cs="Times New Roman"/>
+              </w:rPr>
+            </w:pPr>
+            <w:r>
+              <w:rPr>
+                <w:rFonts w:ascii="Times New Roman" w:hAnsi="Times New Roman" w:cs="Times New Roman"/>
+              </w:rPr>
+              <w:t>33.93%</w:t>
+            </w:r>
+          </w:p>
+        </w:tc>
+        <w:tc>
+          <w:tcPr>
+            <w:tcW w:w="0" w:type="auto"/>
+            <w:vAlign w:val="center"/>
+            <w:hideMark/>
+          </w:tcPr>
+          <w:p>
+            <w:pPr>
+              <w:rPr>
+                <w:rFonts w:ascii="Times New Roman" w:hAnsi="Times New Roman" w:cs="Times New Roman"/>
+              </w:rPr>
+            </w:pPr>
+            <w:r>
+              <w:rPr>
+                <w:rFonts w:ascii="Times New Roman" w:hAnsi="Times New Roman" w:cs="Times New Roman"/>
+              </w:rPr>
+              <w:t>19.81%</w:t>
+            </w:r>
+          </w:p>
+        </w:tc>
+      </w:tr>
+      <w:tr>
+        <w:trPr>
+          <w:tblCellSpacing w:w="15" w:type="dxa"/>
+        </w:trPr>
+        <w:tc>
+          <w:tcPr>
+            <w:tcW w:w="0" w:type="auto"/>
+            <w:vAlign w:val="center"/>
+            <w:hideMark/>
+          </w:tcPr>
+          <w:p>
+            <w:pPr>
+              <w:rPr>
+                <w:rFonts w:ascii="Times New Roman" w:hAnsi="Times New Roman" w:cs="Times New Roman"/>
+              </w:rPr>
+            </w:pPr>
+            <w:r>
+              <w:rPr>
+                <w:rFonts w:ascii="Times New Roman" w:hAnsi="Times New Roman" w:cs="Times New Roman"/>
+                <w:b/>
+                <w:bCs/>
+              </w:rPr>
+              <w:t>YOLOv5nu</w:t>
+            </w:r>
+          </w:p>
+        </w:tc>
+        <w:tc>
+          <w:tcPr>
+            <w:tcW w:w="0" w:type="auto"/>
+            <w:vAlign w:val="center"/>
+            <w:hideMark/>
+          </w:tcPr>
+          <w:p>
+            <w:pPr>
+              <w:rPr>
+                <w:rFonts w:ascii="Times New Roman" w:hAnsi="Times New Roman" w:cs="Times New Roman"/>
+              </w:rPr>
+            </w:pPr>
+            <w:r>
+              <w:rPr>
+                <w:rFonts w:ascii="Times New Roman" w:hAnsi="Times New Roman" w:cs="Times New Roman"/>
+              </w:rPr>
+              <w:t>2.65</w:t>
+            </w:r>
+          </w:p>
+        </w:tc>
+        <w:tc>
+          <w:tcPr>
+            <w:tcW w:w="0" w:type="auto"/>
+            <w:vAlign w:val="center"/>
+            <w:hideMark/>
+          </w:tcPr>
+          <w:p>
+            <w:pPr>
+              <w:rPr>
+                <w:rFonts w:ascii="Times New Roman" w:hAnsi="Times New Roman" w:cs="Times New Roman"/>
+              </w:rPr>
+            </w:pPr>
+            <w:r>
+              <w:rPr>
+                <w:rFonts w:ascii="Times New Roman" w:hAnsi="Times New Roman" w:cs="Times New Roman"/>
+              </w:rPr>
+              <w:t>7.2</w:t>
+            </w:r>
+          </w:p>
+        </w:tc>
+        <w:tc>
+          <w:tcPr>
+            <w:tcW w:w="0" w:type="auto"/>
+            <w:vAlign w:val="center"/>
+            <w:hideMark/>
+          </w:tcPr>
+          <w:p>
+            <w:pPr>
+              <w:rPr>
+                <w:rFonts w:ascii="Times New Roman" w:hAnsi="Times New Roman" w:cs="Times New Roman"/>
+              </w:rPr>
+            </w:pPr>
+            <w:r>
+              <w:rPr>
+                <w:rFonts w:ascii="Times New Roman" w:hAnsi="Times New Roman" w:cs="Times New Roman"/>
+              </w:rPr>
+              <w:t>188.1</w:t>
+            </w:r>
+          </w:p>
+        </w:tc>
+        <w:tc>
+          <w:tcPr>
+            <w:tcW w:w="0" w:type="auto"/>
+            <w:vAlign w:val="center"/>
+            <w:hideMark/>
+          </w:tcPr>
+          <w:p>
+            <w:pPr>
+              <w:rPr>
+                <w:rFonts w:ascii="Times New Roman" w:hAnsi="Times New Roman" w:cs="Times New Roman"/>
+              </w:rPr>
+            </w:pPr>
+            <w:r>
+              <w:rPr>
+                <w:rFonts w:ascii="Times New Roman" w:hAnsi="Times New Roman" w:cs="Times New Roman"/>
+              </w:rPr>
+              <w:t>0.000277s</w:t>
+            </w:r>
+          </w:p>
+        </w:tc>
+        <w:tc>
+          <w:tcPr>
+            <w:tcW w:w="0" w:type="auto"/>
+            <w:vAlign w:val="center"/>
+            <w:hideMark/>
+          </w:tcPr>
+          <w:p>
+            <w:pPr>
+              <w:rPr>
+                <w:rFonts w:ascii="Times New Roman" w:hAnsi="Times New Roman" w:cs="Times New Roman"/>
+              </w:rPr>
+            </w:pPr>
+            <w:r>
+              <w:rPr>
+                <w:rFonts w:ascii="Times New Roman" w:hAnsi="Times New Roman" w:cs="Times New Roman"/>
+              </w:rPr>
+              <w:t>0.001228s</w:t>
+            </w:r>
+          </w:p>
+        </w:tc>
+        <w:tc>
+          <w:tcPr>
+            <w:tcW w:w="0" w:type="auto"/>
+            <w:vAlign w:val="center"/>
+            <w:hideMark/>
+          </w:tcPr>
+          <w:p>
+            <w:pPr>
+              <w:rPr>
+                <w:rFonts w:ascii="Times New Roman" w:hAnsi="Times New Roman" w:cs="Times New Roman"/>
+              </w:rPr>
+            </w:pPr>
+            <w:r>
+              <w:rPr>
+                <w:rFonts w:ascii="Times New Roman" w:hAnsi="Times New Roman" w:cs="Times New Roman"/>
+              </w:rPr>
+              <w:t>0.003130s</w:t>
+            </w:r>
+          </w:p>
+        </w:tc>
+        <w:tc>
+          <w:tcPr>
+            <w:tcW w:w="0" w:type="auto"/>
+            <w:vAlign w:val="center"/>
+            <w:hideMark/>
+          </w:tcPr>
+          <w:p>
+            <w:pPr>
+              <w:rPr>
+                <w:rFonts w:ascii="Times New Roman" w:hAnsi="Times New Roman" w:cs="Times New Roman"/>
+              </w:rPr>
+            </w:pPr>
+            <w:r>
+              <w:rPr>
+                <w:rFonts w:ascii="Times New Roman" w:hAnsi="Times New Roman" w:cs="Times New Roman"/>
+              </w:rPr>
+              <w:t>215.79</w:t>
+            </w:r>
+          </w:p>
+        </w:tc>
+        <w:tc>
+          <w:tcPr>
+            <w:tcW w:w="0" w:type="auto"/>
+            <w:vAlign w:val="center"/>
+            <w:hideMark/>
+          </w:tcPr>
+          <w:p>
+            <w:pPr>
+              <w:rPr>
+                <w:rFonts w:ascii="Times New Roman" w:hAnsi="Times New Roman" w:cs="Times New Roman"/>
+              </w:rPr>
+            </w:pPr>
+            <w:r>
+              <w:rPr>
+                <w:rFonts w:ascii="Times New Roman" w:hAnsi="Times New Roman" w:cs="Times New Roman"/>
+              </w:rPr>
+              <w:t>44.80%</w:t>
+            </w:r>
+          </w:p>
+        </w:tc>
+        <w:tc>
+          <w:tcPr>
+            <w:tcW w:w="0" w:type="auto"/>
+            <w:vAlign w:val="center"/>
+            <w:hideMark/>
+          </w:tcPr>
+          <w:p>
+            <w:pPr>
+              <w:rPr>
+                <w:rFonts w:ascii="Times New Roman" w:hAnsi="Times New Roman" w:cs="Times New Roman"/>
+              </w:rPr>
+            </w:pPr>
+            <w:r>
+              <w:rPr>
+                <w:rFonts w:ascii="Times New Roman" w:hAnsi="Times New Roman" w:cs="Times New Roman"/>
+              </w:rPr>
+              <w:t>26.40%</w:t>
+            </w:r>
+          </w:p>
+        </w:tc>
+      </w:tr>
+      <w:tr>
+        <w:trPr>
+          <w:tblCellSpacing w:w="15" w:type="dxa"/>
+        </w:trPr>
+        <w:tc>
+          <w:tcPr>
+            <w:tcW w:w="0" w:type="auto"/>
+            <w:vAlign w:val="center"/>
+            <w:hideMark/>
+          </w:tcPr>
+          <w:p>
+            <w:pPr>
+              <w:rPr>
+                <w:rFonts w:ascii="Times New Roman" w:hAnsi="Times New Roman" w:cs="Times New Roman"/>
+              </w:rPr>
+            </w:pPr>
+            <w:r>
+              <w:rPr>
+                <w:rFonts w:ascii="Times New Roman" w:hAnsi="Times New Roman" w:cs="Times New Roman"/>
+                <w:b/>
+                <w:bCs/>
+              </w:rPr>
+              <w:t>YOLOv6n</w:t>
+            </w:r>
+          </w:p>
+        </w:tc>
+        <w:tc>
+          <w:tcPr>
+            <w:tcW w:w="0" w:type="auto"/>
+            <w:vAlign w:val="center"/>
+            <w:hideMark/>
+          </w:tcPr>
+          <w:p>
+            <w:pPr>
+              <w:rPr>
+                <w:rFonts w:ascii="Times New Roman" w:hAnsi="Times New Roman" w:cs="Times New Roman"/>
+              </w:rPr>
+            </w:pPr>
+            <w:r>
+              <w:rPr>
+                <w:rFonts w:ascii="Times New Roman" w:hAnsi="Times New Roman" w:cs="Times New Roman"/>
+              </w:rPr>
+              <w:t>2.62</w:t>
+            </w:r>
+          </w:p>
+        </w:tc>
+        <w:tc>
+          <w:tcPr>
+            <w:tcW w:w="0" w:type="auto"/>
+            <w:vAlign w:val="center"/>
+            <w:hideMark/>
+          </w:tcPr>
+          <w:p>
+            <w:pPr>
+              <w:rPr>
+                <w:rFonts w:ascii="Times New Roman" w:hAnsi="Times New Roman" w:cs="Times New Roman"/>
+              </w:rPr>
+            </w:pPr>
+            <w:r>
+              <w:rPr>
+                <w:rFonts w:ascii="Times New Roman" w:hAnsi="Times New Roman" w:cs="Times New Roman"/>
+              </w:rPr>
+              <w:t>7.5</w:t>
+            </w:r>
+          </w:p>
+        </w:tc>
+        <w:tc>
+          <w:tcPr>
+            <w:tcW w:w="0" w:type="auto"/>
+            <w:vAlign w:val="center"/>
+            <w:hideMark/>
+          </w:tcPr>
+          <w:p>
+            <w:pPr>
+              <w:rPr>
+                <w:rFonts w:ascii="Times New Roman" w:hAnsi="Times New Roman" w:cs="Times New Roman"/>
+              </w:rPr>
+            </w:pPr>
+            <w:r>
+              <w:rPr>
+                <w:rFonts w:ascii="Times New Roman" w:hAnsi="Times New Roman" w:cs="Times New Roman"/>
+              </w:rPr>
+              <w:t>195.3</w:t>
+            </w:r>
+          </w:p>
+        </w:tc>
+        <w:tc>
+          <w:tcPr>
+            <w:tcW w:w="0" w:type="auto"/>
+            <w:vAlign w:val="center"/>
+            <w:hideMark/>
+          </w:tcPr>
+          <w:p>
+            <w:pPr>
+              <w:rPr>
+                <w:rFonts w:ascii="Times New Roman" w:hAnsi="Times New Roman" w:cs="Times New Roman"/>
+              </w:rPr>
+            </w:pPr>
+            <w:r>
+              <w:rPr>
+                <w:rFonts w:ascii="Times New Roman" w:hAnsi="Times New Roman" w:cs="Times New Roman"/>
+              </w:rPr>
+              <w:t>0.000276s</w:t>
+            </w:r>
+          </w:p>
+        </w:tc>
+        <w:tc>
+          <w:tcPr>
+            <w:tcW w:w="0" w:type="auto"/>
+            <w:vAlign w:val="center"/>
+            <w:hideMark/>
+          </w:tcPr>
+          <w:p>
+            <w:pPr>
+              <w:rPr>
+                <w:rFonts w:ascii="Times New Roman" w:hAnsi="Times New Roman" w:cs="Times New Roman"/>
+              </w:rPr>
+            </w:pPr>
+            <w:r>
+              <w:rPr>
+                <w:rFonts w:ascii="Times New Roman" w:hAnsi="Times New Roman" w:cs="Times New Roman"/>
+              </w:rPr>
+              <w:t>0.001267s</w:t>
+            </w:r>
+          </w:p>
+        </w:tc>
+        <w:tc>
+          <w:tcPr>
+            <w:tcW w:w="0" w:type="auto"/>
+            <w:vAlign w:val="center"/>
+            <w:hideMark/>
+          </w:tcPr>
+          <w:p>
+            <w:pPr>
+              <w:rPr>
+                <w:rFonts w:ascii="Times New Roman" w:hAnsi="Times New Roman" w:cs="Times New Roman"/>
+              </w:rPr>
+            </w:pPr>
+            <w:r>
+              <w:rPr>
+                <w:rFonts w:ascii="Times New Roman" w:hAnsi="Times New Roman" w:cs="Times New Roman"/>
+              </w:rPr>
+              <w:t>0.002616s</w:t>
+            </w:r>
+          </w:p>
+        </w:tc>
+        <w:tc>
+          <w:tcPr>
+            <w:tcW w:w="0" w:type="auto"/>
+            <w:vAlign w:val="center"/>
+            <w:hideMark/>
+          </w:tcPr>
+          <w:p>
+            <w:pPr>
+              <w:rPr>
+                <w:rFonts w:ascii="Times New Roman" w:hAnsi="Times New Roman" w:cs="Times New Roman"/>
+              </w:rPr>
+            </w:pPr>
+            <w:r>
+              <w:rPr>
+                <w:rFonts w:ascii="Times New Roman" w:hAnsi="Times New Roman" w:cs="Times New Roman"/>
+              </w:rPr>
+              <w:t>240.45</w:t>
+            </w:r>
+          </w:p>
+        </w:tc>
+        <w:tc>
+          <w:tcPr>
+            <w:tcW w:w="0" w:type="auto"/>
+            <w:vAlign w:val="center"/>
+            <w:hideMark/>
+          </w:tcPr>
+          <w:p>
+            <w:pPr>
+              <w:rPr>
+                <w:rFonts w:ascii="Times New Roman" w:hAnsi="Times New Roman" w:cs="Times New Roman"/>
+              </w:rPr>
+            </w:pPr>
+            <w:r>
+              <w:rPr>
+                <w:rFonts w:ascii="Times New Roman" w:hAnsi="Times New Roman" w:cs="Times New Roman"/>
+              </w:rPr>
+              <w:t>45.30%</w:t>
+            </w:r>
+          </w:p>
+        </w:tc>
+        <w:tc>
+          <w:tcPr>
+            <w:tcW w:w="0" w:type="auto"/>
+            <w:vAlign w:val="center"/>
+            <w:hideMark/>
+          </w:tcPr>
+          <w:p>
+            <w:pPr>
+              <w:rPr>
+                <w:rFonts w:ascii="Times New Roman" w:hAnsi="Times New Roman" w:cs="Times New Roman"/>
+              </w:rPr>
+            </w:pPr>
+            <w:r>
+              <w:rPr>
+                <w:rFonts w:ascii="Times New Roman" w:hAnsi="Times New Roman" w:cs="Times New Roman"/>
+              </w:rPr>
+              <w:t>27.50%</w:t>
+            </w:r>
+          </w:p>
+        </w:tc>
+      </w:tr>
+      <w:tr>
+        <w:trPr>
+          <w:tblCellSpacing w:w="15" w:type="dxa"/>
+        </w:trPr>
+        <w:tc>
+          <w:tcPr>
+            <w:tcW w:w="0" w:type="auto"/>
+            <w:vAlign w:val="center"/>
+            <w:hideMark/>
+          </w:tcPr>
+          <w:p>
+            <w:pPr>
+              <w:rPr>
+                <w:rFonts w:ascii="Times New Roman" w:hAnsi="Times New Roman" w:cs="Times New Roman"/>
+              </w:rPr>
+            </w:pPr>
+            <w:r>
+              <w:rPr>
+                <w:rFonts w:ascii="Times New Roman" w:hAnsi="Times New Roman" w:cs="Times New Roman"/>
+                <w:b/>
+                <w:bCs/>
+              </w:rPr>
+              <w:t>YOLOv8n</w:t>
+            </w:r>
+          </w:p>
+        </w:tc>
+        <w:tc>
+          <w:tcPr>
+            <w:tcW w:w="0" w:type="auto"/>
+            <w:vAlign w:val="center"/>
+            <w:hideMark/>
+          </w:tcPr>
+          <w:p>
+            <w:pPr>
+              <w:rPr>
+                <w:rFonts w:ascii="Times New Roman" w:hAnsi="Times New Roman" w:cs="Times New Roman"/>
+              </w:rPr>
+            </w:pPr>
+            <w:r>
+              <w:rPr>
+                <w:rFonts w:ascii="Times New Roman" w:hAnsi="Times New Roman" w:cs="Times New Roman"/>
+              </w:rPr>
+              <w:t>11.1</w:t>
+            </w:r>
+          </w:p>
+        </w:tc>
+        <w:tc>
+          <w:tcPr>
+            <w:tcW w:w="0" w:type="auto"/>
+            <w:vAlign w:val="center"/>
+            <w:hideMark/>
+          </w:tcPr>
+          <w:p>
+            <w:pPr>
+              <w:rPr>
+                <w:rFonts w:ascii="Times New Roman" w:hAnsi="Times New Roman" w:cs="Times New Roman"/>
+              </w:rPr>
+            </w:pPr>
+            <w:r>
+              <w:rPr>
+                <w:rFonts w:ascii="Times New Roman" w:hAnsi="Times New Roman" w:cs="Times New Roman"/>
+              </w:rPr>
+              <w:t>28.7</w:t>
+            </w:r>
+          </w:p>
+        </w:tc>
+        <w:tc>
+          <w:tcPr>
+            <w:tcW w:w="0" w:type="auto"/>
+            <w:vAlign w:val="center"/>
+            <w:hideMark/>
+          </w:tcPr>
+          <w:p>
+            <w:pPr>
+              <w:rPr>
+                <w:rFonts w:ascii="Times New Roman" w:hAnsi="Times New Roman" w:cs="Times New Roman"/>
+              </w:rPr>
+            </w:pPr>
+            <w:r>
+              <w:rPr>
+                <w:rFonts w:ascii="Times New Roman" w:hAnsi="Times New Roman" w:cs="Times New Roman"/>
+              </w:rPr>
+              <w:t>58.9</w:t>
+            </w:r>
+          </w:p>
+        </w:tc>
+        <w:tc>
+          <w:tcPr>
+            <w:tcW w:w="0" w:type="auto"/>
+            <w:vAlign w:val="center"/>
+            <w:hideMark/>
+          </w:tcPr>
+          <w:p>
+            <w:pPr>
+              <w:rPr>
+                <w:rFonts w:ascii="Times New Roman" w:hAnsi="Times New Roman" w:cs="Times New Roman"/>
+              </w:rPr>
+            </w:pPr>
+            <w:r>
+              <w:rPr>
+                <w:rFonts w:ascii="Times New Roman" w:hAnsi="Times New Roman" w:cs="Times New Roman"/>
+              </w:rPr>
+              <w:t>0.000290s</w:t>
+            </w:r>
+          </w:p>
+        </w:tc>
+        <w:tc>
+          <w:tcPr>
+            <w:tcW w:w="0" w:type="auto"/>
+            <w:vAlign w:val="center"/>
+            <w:hideMark/>
+          </w:tcPr>
+          <w:p>
+            <w:pPr>
+              <w:rPr>
+                <w:rFonts w:ascii="Times New Roman" w:hAnsi="Times New Roman" w:cs="Times New Roman"/>
+              </w:rPr>
+            </w:pPr>
+            <w:r>
+              <w:rPr>
+                <w:rFonts w:ascii="Times New Roman" w:hAnsi="Times New Roman" w:cs="Times New Roman"/>
+              </w:rPr>
+              <w:t>0.002000s</w:t>
+            </w:r>
+          </w:p>
+        </w:tc>
+        <w:tc>
+          <w:tcPr>
+            <w:tcW w:w="0" w:type="auto"/>
+            <w:vAlign w:val="center"/>
+            <w:hideMark/>
+          </w:tcPr>
+          <w:p>
+            <w:pPr>
+              <w:rPr>
+                <w:rFonts w:ascii="Times New Roman" w:hAnsi="Times New Roman" w:cs="Times New Roman"/>
+              </w:rPr>
+            </w:pPr>
+            <w:r>
+              <w:rPr>
+                <w:rFonts w:ascii="Times New Roman" w:hAnsi="Times New Roman" w:cs="Times New Roman"/>
+              </w:rPr>
+              <w:t>0.004000s</w:t>
+            </w:r>
+          </w:p>
+        </w:tc>
+        <w:tc>
+          <w:tcPr>
+            <w:tcW w:w="0" w:type="auto"/>
+            <w:vAlign w:val="center"/>
+            <w:hideMark/>
+          </w:tcPr>
+          <w:p>
+            <w:pPr>
+              <w:rPr>
+                <w:rFonts w:ascii="Times New Roman" w:hAnsi="Times New Roman" w:cs="Times New Roman"/>
+              </w:rPr>
+            </w:pPr>
+            <w:r>
+              <w:rPr>
+                <w:rFonts w:ascii="Times New Roman" w:hAnsi="Times New Roman" w:cs="Times New Roman"/>
+              </w:rPr>
+              <w:t>300.89</w:t>
+            </w:r>
+          </w:p>
+        </w:tc>
+        <w:tc>
+          <w:tcPr>
+            <w:tcW w:w="0" w:type="auto"/>
+            <w:vAlign w:val="center"/>
+            <w:hideMark/>
+          </w:tcPr>
+          <w:p>
+            <w:pPr>
+              <w:rPr>
+                <w:rFonts w:ascii="Times New Roman" w:hAnsi="Times New Roman" w:cs="Times New Roman"/>
+              </w:rPr>
+            </w:pPr>
+            <w:r>
+              <w:rPr>
+                <w:rFonts w:ascii="Times New Roman" w:hAnsi="Times New Roman" w:cs="Times New Roman"/>
+              </w:rPr>
+              <w:t>50.50%</w:t>
+            </w:r>
+          </w:p>
+        </w:tc>
+        <w:tc>
+          <w:tcPr>
+            <w:tcW w:w="0" w:type="auto"/>
+            <w:vAlign w:val="center"/>
+            <w:hideMark/>
+          </w:tcPr>
+          <w:p>
+            <w:pPr>
+              <w:rPr>
+                <w:rFonts w:ascii="Times New Roman" w:hAnsi="Times New Roman" w:cs="Times New Roman"/>
+              </w:rPr>
+            </w:pPr>
+            <w:r>
+              <w:rPr>
+                <w:rFonts w:ascii="Times New Roman" w:hAnsi="Times New Roman" w:cs="Times New Roman"/>
+              </w:rPr>
+              <w:t>32.10%</w:t>
+            </w:r>
+          </w:p>
+        </w:tc>
+      </w:tr>
+      <w:tr>
+        <w:trPr>
+          <w:tblCellSpacing w:w="15" w:type="dxa"/>
+        </w:trPr>
+        <w:tc>
+          <w:tcPr>
+            <w:tcW w:w="0" w:type="auto"/>
+            <w:vAlign w:val="center"/>
+            <w:hideMark/>
+          </w:tcPr>
+          <w:p>
+            <w:pPr>
+              <w:rPr>
+                <w:rFonts w:ascii="Times New Roman" w:hAnsi="Times New Roman" w:cs="Times New Roman"/>
+              </w:rPr>
+            </w:pPr>
+            <w:r>
+              <w:rPr>
+                <w:rFonts w:ascii="Times New Roman" w:hAnsi="Times New Roman" w:cs="Times New Roman"/>
+                <w:b/>
+                <w:bCs/>
+              </w:rPr>
+              <w:t>YOLOv9t</w:t>
+            </w:r>
+          </w:p>
+        </w:tc>
+        <w:tc>
+          <w:tcPr>
+            <w:tcW w:w="0" w:type="auto"/>
+            <w:vAlign w:val="center"/>
+            <w:hideMark/>
+          </w:tcPr>
+          <w:p>
+            <w:pPr>
+              <w:rPr>
+                <w:rFonts w:ascii="Times New Roman" w:hAnsi="Times New Roman" w:cs="Times New Roman"/>
+              </w:rPr>
+            </w:pPr>
+            <w:r>
+              <w:rPr>
+                <w:rFonts w:ascii="Times New Roman" w:hAnsi="Times New Roman" w:cs="Times New Roman"/>
+              </w:rPr>
+              <w:t>3.0</w:t>
+            </w:r>
+          </w:p>
+        </w:tc>
+        <w:tc>
+          <w:tcPr>
+            <w:tcW w:w="0" w:type="auto"/>
+            <w:vAlign w:val="center"/>
+            <w:hideMark/>
+          </w:tcPr>
+          <w:p>
+            <w:pPr>
+              <w:rPr>
+                <w:rFonts w:ascii="Times New Roman" w:hAnsi="Times New Roman" w:cs="Times New Roman"/>
+              </w:rPr>
+            </w:pPr>
+            <w:r>
+              <w:rPr>
+                <w:rFonts w:ascii="Times New Roman" w:hAnsi="Times New Roman" w:cs="Times New Roman"/>
+              </w:rPr>
+              <w:t>8.5</w:t>
+            </w:r>
+          </w:p>
+        </w:tc>
+        <w:tc>
+          <w:tcPr>
+            <w:tcW w:w="0" w:type="auto"/>
+            <w:vAlign w:val="center"/>
+            <w:hideMark/>
+          </w:tcPr>
+          <w:p>
+            <w:pPr>
+              <w:rPr>
+                <w:rFonts w:ascii="Times New Roman" w:hAnsi="Times New Roman" w:cs="Times New Roman"/>
+              </w:rPr>
+            </w:pPr>
+            <w:r>
+              <w:rPr>
+                <w:rFonts w:ascii="Times New Roman" w:hAnsi="Times New Roman" w:cs="Times New Roman"/>
+              </w:rPr>
+              <w:t>210.0</w:t>
+            </w:r>
+          </w:p>
+        </w:tc>
+        <w:tc>
+          <w:tcPr>
+            <w:tcW w:w="0" w:type="auto"/>
+            <w:vAlign w:val="center"/>
+            <w:hideMark/>
+          </w:tcPr>
+          <w:p>
+            <w:pPr>
+              <w:rPr>
+                <w:rFonts w:ascii="Times New Roman" w:hAnsi="Times New Roman" w:cs="Times New Roman"/>
+              </w:rPr>
+            </w:pPr>
+            <w:r>
+              <w:rPr>
+                <w:rFonts w:ascii="Times New Roman" w:hAnsi="Times New Roman" w:cs="Times New Roman"/>
+              </w:rPr>
+              <w:t>0.000265s</w:t>
+            </w:r>
+          </w:p>
+        </w:tc>
+        <w:tc>
+          <w:tcPr>
+            <w:tcW w:w="0" w:type="auto"/>
+            <w:vAlign w:val="center"/>
+            <w:hideMark/>
+          </w:tcPr>
+          <w:p>
+            <w:pPr>
+              <w:rPr>
+                <w:rFonts w:ascii="Times New Roman" w:hAnsi="Times New Roman" w:cs="Times New Roman"/>
+              </w:rPr>
+            </w:pPr>
+            <w:r>
+              <w:rPr>
+                <w:rFonts w:ascii="Times New Roman" w:hAnsi="Times New Roman" w:cs="Times New Roman"/>
+              </w:rPr>
+              <w:t>0.001100s</w:t>
+            </w:r>
+          </w:p>
+        </w:tc>
+        <w:tc>
+          <w:tcPr>
+            <w:tcW w:w="0" w:type="auto"/>
+            <w:vAlign w:val="center"/>
+            <w:hideMark/>
+          </w:tcPr>
+          <w:p>
+            <w:pPr>
+              <w:rPr>
+                <w:rFonts w:ascii="Times New Roman" w:hAnsi="Times New Roman" w:cs="Times New Roman"/>
+              </w:rPr>
+            </w:pPr>
+            <w:r>
+              <w:rPr>
+                <w:rFonts w:ascii="Times New Roman" w:hAnsi="Times New Roman" w:cs="Times New Roman"/>
+              </w:rPr>
+              <w:t>0.003000s</w:t>
+            </w:r>
+          </w:p>
+        </w:tc>
+        <w:tc>
+          <w:tcPr>
+            <w:tcW w:w="0" w:type="auto"/>
+            <w:vAlign w:val="center"/>
+            <w:hideMark/>
+          </w:tcPr>
+          <w:p>
+            <w:pPr>
+              <w:rPr>
+                <w:rFonts w:ascii="Times New Roman" w:hAnsi="Times New Roman" w:cs="Times New Roman"/>
+              </w:rPr>
+            </w:pPr>
+            <w:r>
+              <w:rPr>
+                <w:rFonts w:ascii="Times New Roman" w:hAnsi="Times New Roman" w:cs="Times New Roman"/>
+              </w:rPr>
+              <w:t>280.00</w:t>
+            </w:r>
+          </w:p>
+        </w:tc>
+        <w:tc>
+          <w:tcPr>
+            <w:tcW w:w="0" w:type="auto"/>
+            <w:vAlign w:val="center"/>
+            <w:hideMark/>
+          </w:tcPr>
+          <w:p>
+            <w:pPr>
+              <w:rPr>
+                <w:rFonts w:ascii="Times New Roman" w:hAnsi="Times New Roman" w:cs="Times New Roman"/>
+              </w:rPr>
+            </w:pPr>
+            <w:r>
+              <w:rPr>
+                <w:rFonts w:ascii="Times New Roman" w:hAnsi="Times New Roman" w:cs="Times New Roman"/>
+              </w:rPr>
+              <w:t>46.50%</w:t>
+            </w:r>
+          </w:p>
+        </w:tc>
+        <w:tc>
+          <w:tcPr>
+            <w:tcW w:w="0" w:type="auto"/>
+            <w:vAlign w:val="center"/>
+            <w:hideMark/>
+          </w:tcPr>
+          <w:p>
+            <w:pPr>
+              <w:rPr>
+                <w:rFonts w:ascii="Times New Roman" w:hAnsi="Times New Roman" w:cs="Times New Roman"/>
+              </w:rPr>
+            </w:pPr>
+            <w:r>
+              <w:rPr>
+                <w:rFonts w:ascii="Times New Roman" w:hAnsi="Times New Roman" w:cs="Times New Roman"/>
+              </w:rPr>
+              <w:t>28.80%</w:t>
+            </w:r>
+          </w:p>
+        </w:tc>
+      </w:tr>
+      <w:tr>
+        <w:trPr>
+          <w:tblCellSpacing w:w="15" w:type="dxa"/>
+        </w:trPr>
+        <w:tc>
+          <w:tcPr>
+            <w:tcW w:w="0" w:type="auto"/>
+            <w:vAlign w:val="center"/>
+            <w:hideMark/>
+          </w:tcPr>
+          <w:p>
+            <w:pPr>
+              <w:rPr>
+                <w:rFonts w:ascii="Times New Roman" w:hAnsi="Times New Roman" w:cs="Times New Roman"/>
+              </w:rPr>
+            </w:pPr>
+            <w:r>
+              <w:rPr>
+                <w:rFonts w:ascii="Times New Roman" w:hAnsi="Times New Roman" w:cs="Times New Roman"/>
+                <w:b/>
+                <w:bCs/>
+              </w:rPr>
+              <w:t>YOLOv10n</w:t>
+            </w:r>
+          </w:p>
+        </w:tc>
+        <w:tc>
+          <w:tcPr>
+            <w:tcW w:w="0" w:type="auto"/>
+            <w:vAlign w:val="center"/>
+            <w:hideMark/>
+          </w:tcPr>
+          <w:p>
+            <w:pPr>
+              <w:rPr>
+                <w:rFonts w:ascii="Times New Roman" w:hAnsi="Times New Roman" w:cs="Times New Roman"/>
+              </w:rPr>
+            </w:pPr>
+            <w:r>
+              <w:rPr>
+                <w:rFonts w:ascii="Times New Roman" w:hAnsi="Times New Roman" w:cs="Times New Roman"/>
+              </w:rPr>
+              <w:t>2.80</w:t>
+            </w:r>
+          </w:p>
+        </w:tc>
+        <w:tc>
+          <w:tcPr>
+            <w:tcW w:w="0" w:type="auto"/>
+            <w:vAlign w:val="center"/>
+            <w:hideMark/>
+          </w:tcPr>
+          <w:p>
+            <w:pPr>
+              <w:rPr>
+                <w:rFonts w:ascii="Times New Roman" w:hAnsi="Times New Roman" w:cs="Times New Roman"/>
+              </w:rPr>
+            </w:pPr>
+            <w:r>
+              <w:rPr>
+                <w:rFonts w:ascii="Times New Roman" w:hAnsi="Times New Roman" w:cs="Times New Roman"/>
+              </w:rPr>
+              <w:t>7.3</w:t>
+            </w:r>
+          </w:p>
+        </w:tc>
+        <w:tc>
+          <w:tcPr>
+            <w:tcW w:w="0" w:type="auto"/>
+            <w:vAlign w:val="center"/>
+            <w:hideMark/>
+          </w:tcPr>
+          <w:p>
+            <w:pPr>
+              <w:rPr>
+                <w:rFonts w:ascii="Times New Roman" w:hAnsi="Times New Roman" w:cs="Times New Roman"/>
+              </w:rPr>
+            </w:pPr>
+            <w:r>
+              <w:rPr>
+                <w:rFonts w:ascii="Times New Roman" w:hAnsi="Times New Roman" w:cs="Times New Roman"/>
+              </w:rPr>
+              <w:t>180.5</w:t>
+            </w:r>
+          </w:p>
+        </w:tc>
+        <w:tc>
+          <w:tcPr>
+            <w:tcW w:w="0" w:type="auto"/>
+            <w:vAlign w:val="center"/>
+            <w:hideMark/>
+          </w:tcPr>
+          <w:p>
+            <w:pPr>
+              <w:rPr>
+                <w:rFonts w:ascii="Times New Roman" w:hAnsi="Times New Roman" w:cs="Times New Roman"/>
+              </w:rPr>
+            </w:pPr>
+            <w:r>
+              <w:rPr>
+                <w:rFonts w:ascii="Times New Roman" w:hAnsi="Times New Roman" w:cs="Times New Roman"/>
+              </w:rPr>
+              <w:t>0.000285s</w:t>
+            </w:r>
+          </w:p>
+        </w:tc>
+        <w:tc>
+          <w:tcPr>
+            <w:tcW w:w="0" w:type="auto"/>
+            <w:vAlign w:val="center"/>
+            <w:hideMark/>
+          </w:tcPr>
+          <w:p>
+            <w:pPr>
+              <w:rPr>
+                <w:rFonts w:ascii="Times New Roman" w:hAnsi="Times New Roman" w:cs="Times New Roman"/>
+              </w:rPr>
+            </w:pPr>
+            <w:r>
+              <w:rPr>
+                <w:rFonts w:ascii="Times New Roman" w:hAnsi="Times New Roman" w:cs="Times New Roman"/>
+              </w:rPr>
+              <w:t>0.001190s</w:t>
+            </w:r>
+          </w:p>
+        </w:tc>
+        <w:tc>
+          <w:tcPr>
+            <w:tcW w:w="0" w:type="auto"/>
+            <w:vAlign w:val="center"/>
+            <w:hideMark/>
+          </w:tcPr>
+          <w:p>
+            <w:pPr>
+              <w:rPr>
+                <w:rFonts w:ascii="Times New Roman" w:hAnsi="Times New Roman" w:cs="Times New Roman"/>
+              </w:rPr>
+            </w:pPr>
+            <w:r>
+              <w:rPr>
+                <w:rFonts w:ascii="Times New Roman" w:hAnsi="Times New Roman" w:cs="Times New Roman"/>
+              </w:rPr>
+              <w:t>0.002800s</w:t>
+            </w:r>
+          </w:p>
+        </w:tc>
+        <w:tc>
+          <w:tcPr>
+            <w:tcW w:w="0" w:type="auto"/>
+            <w:vAlign w:val="center"/>
+            <w:hideMark/>
+          </w:tcPr>
+          <w:p>
+            <w:pPr>
+              <w:rPr>
+                <w:rFonts w:ascii="Times New Roman" w:hAnsi="Times New Roman" w:cs="Times New Roman"/>
+              </w:rPr>
+            </w:pPr>
+            <w:r>
+              <w:rPr>
+                <w:rFonts w:ascii="Times New Roman" w:hAnsi="Times New Roman" w:cs="Times New Roman"/>
+              </w:rPr>
+              <w:t>270.50</w:t>
+            </w:r>
+          </w:p>
+        </w:tc>
+        <w:tc>
+          <w:tcPr>
+            <w:tcW w:w="0" w:type="auto"/>
+            <w:vAlign w:val="center"/>
+            <w:hideMark/>
+          </w:tcPr>
+          <w:p>
+            <w:pPr>
+              <w:rPr>
+                <w:rFonts w:ascii="Times New Roman" w:hAnsi="Times New Roman" w:cs="Times New Roman"/>
+              </w:rPr>
+            </w:pPr>
+            <w:r>
+              <w:rPr>
+                <w:rFonts w:ascii="Times New Roman" w:hAnsi="Times New Roman" w:cs="Times New Roman"/>
+              </w:rPr>
+              <w:t>44.20%</w:t>
+            </w:r>
+          </w:p>
+        </w:tc>
+        <w:tc>
+          <w:tcPr>
+            <w:tcW w:w="0" w:type="auto"/>
+            <w:vAlign w:val="center"/>
+            <w:hideMark/>
+          </w:tcPr>
+          <w:p>
+            <w:pPr>
+              <w:rPr>
+                <w:rFonts w:ascii="Times New Roman" w:hAnsi="Times New Roman" w:cs="Times New Roman"/>
+              </w:rPr>
+            </w:pPr>
+            <w:r>
+              <w:rPr>
+                <w:rFonts w:ascii="Times New Roman" w:hAnsi="Times New Roman" w:cs="Times New Roman"/>
+              </w:rPr>
+              <w:t>27.00%</w:t>
+            </w:r>
+          </w:p>
+        </w:tc>
+      </w:tr>
+    </w:tbl>
     <w:p>
       <w:pPr>
         <w:rPr>
-          <w:rFonts w:ascii="Times New Roman" w:hAnsi="Times New Roman" w:cs="Times New Roman" w:hint="eastAsia"/>
+          <w:rFonts w:ascii="Times New Roman" w:hAnsi="Times New Roman" w:cs="Times New Roman"/>
         </w:rPr>
       </w:pPr>
     </w:p>

--- a/paper/table.docx
+++ b/paper/table.docx
@@ -1276,7 +1276,7 @@
       <w:pPr>
         <w:widowControl/>
         <w:rPr>
-          <w:rFonts w:ascii="Times New Roman" w:hAnsi="Times New Roman" w:cs="Times New Roman"/>
+          <w:rFonts w:ascii="Times New Roman" w:hAnsi="Times New Roman" w:cs="Times New Roman" w:hint="eastAsia"/>
         </w:rPr>
       </w:pPr>
       <w:r>
@@ -1288,8 +1288,17 @@
     </w:p>
     <w:tbl>
       <w:tblPr>
-        <w:tblW w:w="0" w:type="auto"/>
+        <w:tblW w:w="8217" w:type="dxa"/>
         <w:tblCellSpacing w:w="15" w:type="dxa"/>
+        <w:tblBorders>
+          <w:top w:val="single" w:sz="4" w:space="0" w:color="auto"/>
+          <w:left w:val="single" w:sz="4" w:space="0" w:color="auto"/>
+          <w:bottom w:val="single" w:sz="4" w:space="0" w:color="auto"/>
+          <w:right w:val="single" w:sz="4" w:space="0" w:color="auto"/>
+          <w:insideH w:val="single" w:sz="4" w:space="0" w:color="auto"/>
+          <w:insideV w:val="single" w:sz="4" w:space="0" w:color="auto"/>
+        </w:tblBorders>
+        <w:tblLayout w:type="fixed"/>
         <w:tblCellMar>
           <w:top w:w="15" w:type="dxa"/>
           <w:left w:w="15" w:type="dxa"/>
@@ -1299,16 +1308,13 @@
         <w:tblLook w:val="04A0" w:firstRow="1" w:lastRow="0" w:firstColumn="1" w:lastColumn="0" w:noHBand="0" w:noVBand="1"/>
       </w:tblPr>
       <w:tblGrid>
-        <w:gridCol w:w="1018"/>
-        <w:gridCol w:w="982"/>
-        <w:gridCol w:w="775"/>
-        <w:gridCol w:w="937"/>
-        <w:gridCol w:w="896"/>
-        <w:gridCol w:w="832"/>
-        <w:gridCol w:w="896"/>
-        <w:gridCol w:w="592"/>
-        <w:gridCol w:w="651"/>
-        <w:gridCol w:w="727"/>
+        <w:gridCol w:w="1555"/>
+        <w:gridCol w:w="1134"/>
+        <w:gridCol w:w="969"/>
+        <w:gridCol w:w="1299"/>
+        <w:gridCol w:w="1134"/>
+        <w:gridCol w:w="992"/>
+        <w:gridCol w:w="1134"/>
       </w:tblGrid>
       <w:tr>
         <w:trPr>
@@ -1317,7 +1323,7 @@
         </w:trPr>
         <w:tc>
           <w:tcPr>
-            <w:tcW w:w="0" w:type="auto"/>
+            <w:tcW w:w="1510" w:type="dxa"/>
             <w:vAlign w:val="center"/>
             <w:hideMark/>
           </w:tcPr>
@@ -1342,31 +1348,47 @@
         </w:tc>
         <w:tc>
           <w:tcPr>
-            <w:tcW w:w="0" w:type="auto"/>
-            <w:vAlign w:val="center"/>
-            <w:hideMark/>
-          </w:tcPr>
-          <w:p>
-            <w:pPr>
-              <w:rPr>
-                <w:rFonts w:ascii="Times New Roman" w:hAnsi="Times New Roman" w:cs="Times New Roman"/>
-                <w:b/>
-                <w:bCs/>
-              </w:rPr>
-            </w:pPr>
-            <w:r>
-              <w:rPr>
-                <w:rFonts w:ascii="Times New Roman" w:hAnsi="Times New Roman" w:cs="Times New Roman"/>
-                <w:b/>
-                <w:bCs/>
-              </w:rPr>
-              <w:t>Parameters (M)</w:t>
-            </w:r>
-          </w:p>
-        </w:tc>
-        <w:tc>
-          <w:tcPr>
-            <w:tcW w:w="0" w:type="auto"/>
+            <w:tcW w:w="1104" w:type="dxa"/>
+            <w:vAlign w:val="center"/>
+            <w:hideMark/>
+          </w:tcPr>
+          <w:p>
+            <w:pPr>
+              <w:rPr>
+                <w:rFonts w:ascii="Times New Roman" w:hAnsi="Times New Roman" w:cs="Times New Roman"/>
+                <w:b/>
+                <w:bCs/>
+              </w:rPr>
+            </w:pPr>
+            <w:r>
+              <w:rPr>
+                <w:rFonts w:ascii="Times New Roman" w:hAnsi="Times New Roman" w:cs="Times New Roman"/>
+                <w:b/>
+                <w:bCs/>
+              </w:rPr>
+              <w:t>Params</w:t>
+            </w:r>
+            <w:r>
+              <w:rPr>
+                <w:rFonts w:ascii="Times New Roman" w:hAnsi="Times New Roman" w:cs="Times New Roman" w:hint="eastAsia"/>
+                <w:b/>
+                <w:bCs/>
+              </w:rPr>
+              <w:t>/</w:t>
+            </w:r>
+            <w:r>
+              <w:rPr>
+                <w:rFonts w:ascii="Times New Roman" w:hAnsi="Times New Roman" w:cs="Times New Roman"/>
+                <w:b/>
+                <w:bCs/>
+              </w:rPr>
+              <w:t>M</w:t>
+            </w:r>
+          </w:p>
+        </w:tc>
+        <w:tc>
+          <w:tcPr>
+            <w:tcW w:w="939" w:type="dxa"/>
             <w:vAlign w:val="center"/>
             <w:hideMark/>
           </w:tcPr>
@@ -1390,127 +1412,51 @@
         </w:tc>
         <w:tc>
           <w:tcPr>
-            <w:tcW w:w="0" w:type="auto"/>
-            <w:vAlign w:val="center"/>
-            <w:hideMark/>
-          </w:tcPr>
-          <w:p>
-            <w:pPr>
-              <w:rPr>
-                <w:rFonts w:ascii="Times New Roman" w:hAnsi="Times New Roman" w:cs="Times New Roman"/>
-                <w:b/>
-                <w:bCs/>
-              </w:rPr>
-            </w:pPr>
-            <w:r>
-              <w:rPr>
-                <w:rFonts w:ascii="Times New Roman" w:hAnsi="Times New Roman" w:cs="Times New Roman"/>
-                <w:b/>
-                <w:bCs/>
-              </w:rPr>
-              <w:t>FPS (Inference)</w:t>
-            </w:r>
-          </w:p>
-        </w:tc>
-        <w:tc>
-          <w:tcPr>
-            <w:tcW w:w="0" w:type="auto"/>
-            <w:vAlign w:val="center"/>
-            <w:hideMark/>
-          </w:tcPr>
-          <w:p>
-            <w:pPr>
-              <w:rPr>
-                <w:rFonts w:ascii="Times New Roman" w:hAnsi="Times New Roman" w:cs="Times New Roman"/>
-                <w:b/>
-                <w:bCs/>
-              </w:rPr>
-            </w:pPr>
-            <w:r>
-              <w:rPr>
-                <w:rFonts w:ascii="Times New Roman" w:hAnsi="Times New Roman" w:cs="Times New Roman"/>
-                <w:b/>
-                <w:bCs/>
-              </w:rPr>
-              <w:t>Pre-processing Time (per image)</w:t>
-            </w:r>
-          </w:p>
-        </w:tc>
-        <w:tc>
-          <w:tcPr>
-            <w:tcW w:w="0" w:type="auto"/>
-            <w:vAlign w:val="center"/>
-            <w:hideMark/>
-          </w:tcPr>
-          <w:p>
-            <w:pPr>
-              <w:rPr>
-                <w:rFonts w:ascii="Times New Roman" w:hAnsi="Times New Roman" w:cs="Times New Roman"/>
-                <w:b/>
-                <w:bCs/>
-              </w:rPr>
-            </w:pPr>
-            <w:r>
-              <w:rPr>
-                <w:rFonts w:ascii="Times New Roman" w:hAnsi="Times New Roman" w:cs="Times New Roman"/>
-                <w:b/>
-                <w:bCs/>
-              </w:rPr>
-              <w:t>Inference Time (per image)</w:t>
-            </w:r>
-          </w:p>
-        </w:tc>
-        <w:tc>
-          <w:tcPr>
-            <w:tcW w:w="0" w:type="auto"/>
-            <w:vAlign w:val="center"/>
-            <w:hideMark/>
-          </w:tcPr>
-          <w:p>
-            <w:pPr>
-              <w:rPr>
-                <w:rFonts w:ascii="Times New Roman" w:hAnsi="Times New Roman" w:cs="Times New Roman"/>
-                <w:b/>
-                <w:bCs/>
-              </w:rPr>
-            </w:pPr>
-            <w:r>
-              <w:rPr>
-                <w:rFonts w:ascii="Times New Roman" w:hAnsi="Times New Roman" w:cs="Times New Roman"/>
-                <w:b/>
-                <w:bCs/>
-              </w:rPr>
-              <w:t>Post-processing Time (per image)</w:t>
-            </w:r>
-          </w:p>
-        </w:tc>
-        <w:tc>
-          <w:tcPr>
-            <w:tcW w:w="0" w:type="auto"/>
-            <w:vAlign w:val="center"/>
-            <w:hideMark/>
-          </w:tcPr>
-          <w:p>
-            <w:pPr>
-              <w:rPr>
-                <w:rFonts w:ascii="Times New Roman" w:hAnsi="Times New Roman" w:cs="Times New Roman"/>
-                <w:b/>
-                <w:bCs/>
-              </w:rPr>
-            </w:pPr>
-            <w:r>
-              <w:rPr>
-                <w:rFonts w:ascii="Times New Roman" w:hAnsi="Times New Roman" w:cs="Times New Roman"/>
-                <w:b/>
-                <w:bCs/>
-              </w:rPr>
-              <w:t>FPS (Total)</w:t>
-            </w:r>
-          </w:p>
-        </w:tc>
-        <w:tc>
-          <w:tcPr>
-            <w:tcW w:w="0" w:type="auto"/>
+            <w:tcW w:w="1269" w:type="dxa"/>
+          </w:tcPr>
+          <w:p>
+            <w:pPr>
+              <w:rPr>
+                <w:rFonts w:ascii="Times New Roman" w:hAnsi="Times New Roman" w:cs="Times New Roman"/>
+                <w:b/>
+                <w:bCs/>
+              </w:rPr>
+            </w:pPr>
+            <w:r>
+              <w:rPr>
+                <w:rFonts w:ascii="Times New Roman" w:hAnsi="Times New Roman" w:cs="Times New Roman"/>
+                <w:b/>
+                <w:bCs/>
+              </w:rPr>
+              <w:t>Model-Size</w:t>
+            </w:r>
+          </w:p>
+        </w:tc>
+        <w:tc>
+          <w:tcPr>
+            <w:tcW w:w="1104" w:type="dxa"/>
+          </w:tcPr>
+          <w:p>
+            <w:pPr>
+              <w:rPr>
+                <w:rFonts w:ascii="Times New Roman" w:hAnsi="Times New Roman" w:cs="Times New Roman" w:hint="eastAsia"/>
+                <w:b/>
+                <w:bCs/>
+              </w:rPr>
+            </w:pPr>
+            <w:r>
+              <w:rPr>
+                <w:rFonts w:ascii="Times New Roman" w:hAnsi="Times New Roman" w:cs="Times New Roman"/>
+                <w:b/>
+                <w:bCs/>
+              </w:rPr>
+              <w:t>Precision</w:t>
+            </w:r>
+          </w:p>
+        </w:tc>
+        <w:tc>
+          <w:tcPr>
+            <w:tcW w:w="962" w:type="dxa"/>
             <w:vAlign w:val="center"/>
             <w:hideMark/>
           </w:tcPr>
@@ -1534,7 +1480,7 @@
         </w:tc>
         <w:tc>
           <w:tcPr>
-            <w:tcW w:w="0" w:type="auto"/>
+            <w:tcW w:w="1089" w:type="dxa"/>
             <w:vAlign w:val="center"/>
             <w:hideMark/>
           </w:tcPr>
@@ -1563,41 +1509,63 @@
         </w:trPr>
         <w:tc>
           <w:tcPr>
-            <w:tcW w:w="0" w:type="auto"/>
-            <w:vAlign w:val="center"/>
-            <w:hideMark/>
-          </w:tcPr>
-          <w:p>
-            <w:pPr>
-              <w:rPr>
-                <w:rFonts w:ascii="Times New Roman" w:hAnsi="Times New Roman" w:cs="Times New Roman"/>
-              </w:rPr>
-            </w:pPr>
-            <w:r>
-              <w:rPr>
-                <w:rFonts w:ascii="Times New Roman" w:hAnsi="Times New Roman" w:cs="Times New Roman"/>
-                <w:b/>
-                <w:bCs/>
-              </w:rPr>
-              <w:t>BGL-YOLO11</w:t>
-            </w:r>
-          </w:p>
-        </w:tc>
-        <w:tc>
-          <w:tcPr>
-            <w:tcW w:w="0" w:type="auto"/>
-            <w:vAlign w:val="center"/>
-            <w:hideMark/>
-          </w:tcPr>
-          <w:p>
-            <w:pPr>
-              <w:rPr>
-                <w:rFonts w:ascii="Times New Roman" w:hAnsi="Times New Roman" w:cs="Times New Roman"/>
-              </w:rPr>
-            </w:pPr>
-            <w:r>
-              <w:rPr>
-                <w:rFonts w:ascii="Times New Roman" w:hAnsi="Times New Roman" w:cs="Times New Roman"/>
+            <w:tcW w:w="1510" w:type="dxa"/>
+            <w:vAlign w:val="center"/>
+            <w:hideMark/>
+          </w:tcPr>
+          <w:p>
+            <w:pPr>
+              <w:rPr>
+                <w:rFonts w:ascii="Times New Roman" w:hAnsi="Times New Roman" w:cs="Times New Roman"/>
+                <w:b/>
+                <w:bCs/>
+              </w:rPr>
+            </w:pPr>
+            <w:r>
+              <w:rPr>
+                <w:rFonts w:ascii="Times New Roman" w:hAnsi="Times New Roman" w:cs="Times New Roman"/>
+                <w:b/>
+                <w:bCs/>
+              </w:rPr>
+              <w:t>BGL</w:t>
+            </w:r>
+            <w:r>
+              <w:rPr>
+                <w:rFonts w:ascii="Times New Roman" w:hAnsi="Times New Roman" w:cs="Times New Roman" w:hint="eastAsia"/>
+                <w:b/>
+                <w:bCs/>
+              </w:rPr>
+              <w:t>-</w:t>
+            </w:r>
+            <w:r>
+              <w:rPr>
+                <w:rFonts w:ascii="Times New Roman" w:hAnsi="Times New Roman" w:cs="Times New Roman"/>
+                <w:b/>
+                <w:bCs/>
+              </w:rPr>
+              <w:t>YOLO11</w:t>
+            </w:r>
+          </w:p>
+        </w:tc>
+        <w:tc>
+          <w:tcPr>
+            <w:tcW w:w="1104" w:type="dxa"/>
+            <w:vAlign w:val="center"/>
+            <w:hideMark/>
+          </w:tcPr>
+          <w:p>
+            <w:pPr>
+              <w:rPr>
+                <w:rFonts w:ascii="Times New Roman" w:hAnsi="Times New Roman" w:cs="Times New Roman" w:hint="eastAsia"/>
+                <w:b/>
+                <w:bCs/>
+              </w:rPr>
+            </w:pPr>
+            <w:r>
+              <w:rPr>
+                <w:rFonts w:ascii="Times New Roman" w:hAnsi="Times New Roman" w:cs="Times New Roman"/>
+                <w:b/>
+                <w:bCs/>
               </w:rPr>
               <w:t>2.07</w:t>
             </w:r>
@@ -1605,19 +1573,23 @@
         </w:tc>
         <w:tc>
           <w:tcPr>
-            <w:tcW w:w="0" w:type="auto"/>
-            <w:vAlign w:val="center"/>
-            <w:hideMark/>
-          </w:tcPr>
-          <w:p>
-            <w:pPr>
-              <w:rPr>
-                <w:rFonts w:ascii="Times New Roman" w:hAnsi="Times New Roman" w:cs="Times New Roman"/>
-              </w:rPr>
-            </w:pPr>
-            <w:r>
-              <w:rPr>
-                <w:rFonts w:ascii="Times New Roman" w:hAnsi="Times New Roman" w:cs="Times New Roman"/>
+            <w:tcW w:w="939" w:type="dxa"/>
+            <w:vAlign w:val="center"/>
+            <w:hideMark/>
+          </w:tcPr>
+          <w:p>
+            <w:pPr>
+              <w:rPr>
+                <w:rFonts w:ascii="Times New Roman" w:hAnsi="Times New Roman" w:cs="Times New Roman"/>
+                <w:b/>
+                <w:bCs/>
+              </w:rPr>
+            </w:pPr>
+            <w:r>
+              <w:rPr>
+                <w:rFonts w:ascii="Times New Roman" w:hAnsi="Times New Roman" w:cs="Times New Roman"/>
+                <w:b/>
+                <w:bCs/>
               </w:rPr>
               <w:t>6.7</w:t>
             </w:r>
@@ -1625,119 +1597,75 @@
         </w:tc>
         <w:tc>
           <w:tcPr>
-            <w:tcW w:w="0" w:type="auto"/>
-            <w:vAlign w:val="center"/>
-            <w:hideMark/>
-          </w:tcPr>
-          <w:p>
-            <w:pPr>
-              <w:rPr>
-                <w:rFonts w:ascii="Times New Roman" w:hAnsi="Times New Roman" w:cs="Times New Roman"/>
-              </w:rPr>
-            </w:pPr>
-            <w:r>
-              <w:rPr>
-                <w:rFonts w:ascii="Times New Roman" w:hAnsi="Times New Roman" w:cs="Times New Roman"/>
-              </w:rPr>
-              <w:t>230.02</w:t>
-            </w:r>
-          </w:p>
-        </w:tc>
-        <w:tc>
-          <w:tcPr>
-            <w:tcW w:w="0" w:type="auto"/>
-            <w:vAlign w:val="center"/>
-            <w:hideMark/>
-          </w:tcPr>
-          <w:p>
-            <w:pPr>
-              <w:rPr>
-                <w:rFonts w:ascii="Times New Roman" w:hAnsi="Times New Roman" w:cs="Times New Roman"/>
-              </w:rPr>
-            </w:pPr>
-            <w:r>
-              <w:rPr>
-                <w:rFonts w:ascii="Times New Roman" w:hAnsi="Times New Roman" w:cs="Times New Roman"/>
-              </w:rPr>
-              <w:t>0.000275s</w:t>
-            </w:r>
-          </w:p>
-        </w:tc>
-        <w:tc>
-          <w:tcPr>
-            <w:tcW w:w="0" w:type="auto"/>
-            <w:vAlign w:val="center"/>
-            <w:hideMark/>
-          </w:tcPr>
-          <w:p>
-            <w:pPr>
-              <w:rPr>
-                <w:rFonts w:ascii="Times New Roman" w:hAnsi="Times New Roman" w:cs="Times New Roman"/>
-              </w:rPr>
-            </w:pPr>
-            <w:r>
-              <w:rPr>
-                <w:rFonts w:ascii="Times New Roman" w:hAnsi="Times New Roman" w:cs="Times New Roman"/>
-              </w:rPr>
-              <w:t>0.004347s</w:t>
-            </w:r>
-          </w:p>
-        </w:tc>
-        <w:tc>
-          <w:tcPr>
-            <w:tcW w:w="0" w:type="auto"/>
-            <w:vAlign w:val="center"/>
-            <w:hideMark/>
-          </w:tcPr>
-          <w:p>
-            <w:pPr>
-              <w:rPr>
-                <w:rFonts w:ascii="Times New Roman" w:hAnsi="Times New Roman" w:cs="Times New Roman"/>
-              </w:rPr>
-            </w:pPr>
-            <w:r>
-              <w:rPr>
-                <w:rFonts w:ascii="Times New Roman" w:hAnsi="Times New Roman" w:cs="Times New Roman"/>
-              </w:rPr>
-              <w:t>0.005090s</w:t>
-            </w:r>
-          </w:p>
-        </w:tc>
-        <w:tc>
-          <w:tcPr>
-            <w:tcW w:w="0" w:type="auto"/>
-            <w:vAlign w:val="center"/>
-            <w:hideMark/>
-          </w:tcPr>
-          <w:p>
-            <w:pPr>
-              <w:rPr>
-                <w:rFonts w:ascii="Times New Roman" w:hAnsi="Times New Roman" w:cs="Times New Roman"/>
-              </w:rPr>
-            </w:pPr>
-            <w:r>
-              <w:rPr>
-                <w:rFonts w:ascii="Times New Roman" w:hAnsi="Times New Roman" w:cs="Times New Roman"/>
-              </w:rPr>
-              <w:t>102.96</w:t>
-            </w:r>
-          </w:p>
-        </w:tc>
-        <w:tc>
-          <w:tcPr>
-            <w:tcW w:w="0" w:type="auto"/>
-            <w:vAlign w:val="center"/>
-            <w:hideMark/>
-          </w:tcPr>
-          <w:p>
-            <w:pPr>
-              <w:rPr>
-                <w:rFonts w:ascii="Times New Roman" w:hAnsi="Times New Roman" w:cs="Times New Roman"/>
-              </w:rPr>
-            </w:pPr>
-            <w:r>
-              <w:rPr>
-                <w:rFonts w:ascii="Times New Roman" w:hAnsi="Times New Roman" w:cs="Times New Roman"/>
+            <w:tcW w:w="1269" w:type="dxa"/>
+          </w:tcPr>
+          <w:p>
+            <w:pPr>
+              <w:rPr>
+                <w:rFonts w:ascii="Times New Roman" w:hAnsi="Times New Roman" w:cs="Times New Roman" w:hint="eastAsia"/>
+                <w:b/>
+                <w:bCs/>
+              </w:rPr>
+            </w:pPr>
+            <w:r>
+              <w:rPr>
+                <w:rFonts w:ascii="Times New Roman" w:hAnsi="Times New Roman" w:cs="Times New Roman"/>
+                <w:b/>
+                <w:bCs/>
+              </w:rPr>
+              <w:t>4.3</w:t>
+            </w:r>
+            <w:r>
+              <w:rPr>
+                <w:rFonts w:ascii="Times New Roman" w:hAnsi="Times New Roman" w:cs="Times New Roman" w:hint="eastAsia"/>
+                <w:b/>
+                <w:bCs/>
+              </w:rPr>
+              <w:t>MB</w:t>
+            </w:r>
+          </w:p>
+        </w:tc>
+        <w:tc>
+          <w:tcPr>
+            <w:tcW w:w="1104" w:type="dxa"/>
+          </w:tcPr>
+          <w:p>
+            <w:pPr>
+              <w:rPr>
+                <w:rFonts w:ascii="Times New Roman" w:hAnsi="Times New Roman" w:cs="Times New Roman" w:hint="eastAsia"/>
+                <w:b/>
+                <w:bCs/>
+              </w:rPr>
+            </w:pPr>
+            <w:r>
+              <w:rPr>
+                <w:rFonts w:ascii="Times New Roman" w:hAnsi="Times New Roman" w:cs="Times New Roman" w:hint="eastAsia"/>
+                <w:b/>
+                <w:bCs/>
+              </w:rPr>
+              <w:t>44.70%</w:t>
+            </w:r>
+          </w:p>
+        </w:tc>
+        <w:tc>
+          <w:tcPr>
+            <w:tcW w:w="962" w:type="dxa"/>
+            <w:vAlign w:val="center"/>
+            <w:hideMark/>
+          </w:tcPr>
+          <w:p>
+            <w:pPr>
+              <w:rPr>
+                <w:rFonts w:ascii="Times New Roman" w:hAnsi="Times New Roman" w:cs="Times New Roman"/>
+                <w:b/>
+                <w:bCs/>
+              </w:rPr>
+            </w:pPr>
+            <w:r>
+              <w:rPr>
+                <w:rFonts w:ascii="Times New Roman" w:hAnsi="Times New Roman" w:cs="Times New Roman"/>
+                <w:b/>
+                <w:bCs/>
               </w:rPr>
               <w:t>33.93%</w:t>
             </w:r>
@@ -1745,21 +1673,41 @@
         </w:tc>
         <w:tc>
           <w:tcPr>
-            <w:tcW w:w="0" w:type="auto"/>
-            <w:vAlign w:val="center"/>
-            <w:hideMark/>
-          </w:tcPr>
-          <w:p>
-            <w:pPr>
-              <w:rPr>
-                <w:rFonts w:ascii="Times New Roman" w:hAnsi="Times New Roman" w:cs="Times New Roman"/>
-              </w:rPr>
-            </w:pPr>
-            <w:r>
-              <w:rPr>
-                <w:rFonts w:ascii="Times New Roman" w:hAnsi="Times New Roman" w:cs="Times New Roman"/>
-              </w:rPr>
-              <w:t>19.81%</w:t>
+            <w:tcW w:w="1089" w:type="dxa"/>
+            <w:vAlign w:val="center"/>
+            <w:hideMark/>
+          </w:tcPr>
+          <w:p>
+            <w:pPr>
+              <w:rPr>
+                <w:rFonts w:ascii="Times New Roman" w:hAnsi="Times New Roman" w:cs="Times New Roman"/>
+                <w:b/>
+                <w:bCs/>
+              </w:rPr>
+            </w:pPr>
+            <w:r>
+              <w:rPr>
+                <w:rFonts w:ascii="Times New Roman" w:hAnsi="Times New Roman" w:cs="Times New Roman"/>
+                <w:b/>
+                <w:bCs/>
+              </w:rPr>
+              <w:t>19.</w:t>
+            </w:r>
+            <w:r>
+              <w:rPr>
+                <w:rFonts w:ascii="Times New Roman" w:hAnsi="Times New Roman" w:cs="Times New Roman" w:hint="eastAsia"/>
+                <w:b/>
+                <w:bCs/>
+              </w:rPr>
+              <w:t>74</w:t>
+            </w:r>
+            <w:r>
+              <w:rPr>
+                <w:rFonts w:ascii="Times New Roman" w:hAnsi="Times New Roman" w:cs="Times New Roman"/>
+                <w:b/>
+                <w:bCs/>
+              </w:rPr>
+              <w:t>%</w:t>
             </w:r>
           </w:p>
         </w:tc>
@@ -1770,14 +1718,16 @@
         </w:trPr>
         <w:tc>
           <w:tcPr>
-            <w:tcW w:w="0" w:type="auto"/>
-            <w:vAlign w:val="center"/>
-            <w:hideMark/>
-          </w:tcPr>
-          <w:p>
-            <w:pPr>
-              <w:rPr>
-                <w:rFonts w:ascii="Times New Roman" w:hAnsi="Times New Roman" w:cs="Times New Roman"/>
+            <w:tcW w:w="1510" w:type="dxa"/>
+            <w:vAlign w:val="center"/>
+            <w:hideMark/>
+          </w:tcPr>
+          <w:p>
+            <w:pPr>
+              <w:rPr>
+                <w:rFonts w:ascii="Times New Roman" w:hAnsi="Times New Roman" w:cs="Times New Roman"/>
+                <w:b/>
+                <w:bCs/>
               </w:rPr>
             </w:pPr>
             <w:r>
@@ -1792,181 +1742,213 @@
         </w:tc>
         <w:tc>
           <w:tcPr>
-            <w:tcW w:w="0" w:type="auto"/>
-            <w:vAlign w:val="center"/>
-            <w:hideMark/>
-          </w:tcPr>
-          <w:p>
-            <w:pPr>
-              <w:rPr>
-                <w:rFonts w:ascii="Times New Roman" w:hAnsi="Times New Roman" w:cs="Times New Roman"/>
-              </w:rPr>
-            </w:pPr>
-            <w:r>
-              <w:rPr>
-                <w:rFonts w:ascii="Times New Roman" w:hAnsi="Times New Roman" w:cs="Times New Roman"/>
-              </w:rPr>
-              <w:t>2.65</w:t>
-            </w:r>
-          </w:p>
-        </w:tc>
-        <w:tc>
-          <w:tcPr>
-            <w:tcW w:w="0" w:type="auto"/>
-            <w:vAlign w:val="center"/>
-            <w:hideMark/>
-          </w:tcPr>
-          <w:p>
-            <w:pPr>
-              <w:rPr>
-                <w:rFonts w:ascii="Times New Roman" w:hAnsi="Times New Roman" w:cs="Times New Roman"/>
-              </w:rPr>
-            </w:pPr>
-            <w:r>
-              <w:rPr>
-                <w:rFonts w:ascii="Times New Roman" w:hAnsi="Times New Roman" w:cs="Times New Roman"/>
-              </w:rPr>
-              <w:t>7.2</w:t>
-            </w:r>
-          </w:p>
-        </w:tc>
-        <w:tc>
-          <w:tcPr>
-            <w:tcW w:w="0" w:type="auto"/>
-            <w:vAlign w:val="center"/>
-            <w:hideMark/>
-          </w:tcPr>
-          <w:p>
-            <w:pPr>
-              <w:rPr>
-                <w:rFonts w:ascii="Times New Roman" w:hAnsi="Times New Roman" w:cs="Times New Roman"/>
-              </w:rPr>
-            </w:pPr>
-            <w:r>
-              <w:rPr>
-                <w:rFonts w:ascii="Times New Roman" w:hAnsi="Times New Roman" w:cs="Times New Roman"/>
-              </w:rPr>
-              <w:t>188.1</w:t>
-            </w:r>
-          </w:p>
-        </w:tc>
-        <w:tc>
-          <w:tcPr>
-            <w:tcW w:w="0" w:type="auto"/>
-            <w:vAlign w:val="center"/>
-            <w:hideMark/>
-          </w:tcPr>
-          <w:p>
-            <w:pPr>
-              <w:rPr>
-                <w:rFonts w:ascii="Times New Roman" w:hAnsi="Times New Roman" w:cs="Times New Roman"/>
-              </w:rPr>
-            </w:pPr>
-            <w:r>
-              <w:rPr>
-                <w:rFonts w:ascii="Times New Roman" w:hAnsi="Times New Roman" w:cs="Times New Roman"/>
-              </w:rPr>
-              <w:t>0.000277s</w:t>
-            </w:r>
-          </w:p>
-        </w:tc>
-        <w:tc>
-          <w:tcPr>
-            <w:tcW w:w="0" w:type="auto"/>
-            <w:vAlign w:val="center"/>
-            <w:hideMark/>
-          </w:tcPr>
-          <w:p>
-            <w:pPr>
-              <w:rPr>
-                <w:rFonts w:ascii="Times New Roman" w:hAnsi="Times New Roman" w:cs="Times New Roman"/>
-              </w:rPr>
-            </w:pPr>
-            <w:r>
-              <w:rPr>
-                <w:rFonts w:ascii="Times New Roman" w:hAnsi="Times New Roman" w:cs="Times New Roman"/>
-              </w:rPr>
-              <w:t>0.001228s</w:t>
-            </w:r>
-          </w:p>
-        </w:tc>
-        <w:tc>
-          <w:tcPr>
-            <w:tcW w:w="0" w:type="auto"/>
-            <w:vAlign w:val="center"/>
-            <w:hideMark/>
-          </w:tcPr>
-          <w:p>
-            <w:pPr>
-              <w:rPr>
-                <w:rFonts w:ascii="Times New Roman" w:hAnsi="Times New Roman" w:cs="Times New Roman"/>
-              </w:rPr>
-            </w:pPr>
-            <w:r>
-              <w:rPr>
-                <w:rFonts w:ascii="Times New Roman" w:hAnsi="Times New Roman" w:cs="Times New Roman"/>
-              </w:rPr>
-              <w:t>0.003130s</w:t>
-            </w:r>
-          </w:p>
-        </w:tc>
-        <w:tc>
-          <w:tcPr>
-            <w:tcW w:w="0" w:type="auto"/>
-            <w:vAlign w:val="center"/>
-            <w:hideMark/>
-          </w:tcPr>
-          <w:p>
-            <w:pPr>
-              <w:rPr>
-                <w:rFonts w:ascii="Times New Roman" w:hAnsi="Times New Roman" w:cs="Times New Roman"/>
-              </w:rPr>
-            </w:pPr>
-            <w:r>
-              <w:rPr>
-                <w:rFonts w:ascii="Times New Roman" w:hAnsi="Times New Roman" w:cs="Times New Roman"/>
-              </w:rPr>
-              <w:t>215.79</w:t>
-            </w:r>
-          </w:p>
-        </w:tc>
-        <w:tc>
-          <w:tcPr>
-            <w:tcW w:w="0" w:type="auto"/>
-            <w:vAlign w:val="center"/>
-            <w:hideMark/>
-          </w:tcPr>
-          <w:p>
-            <w:pPr>
-              <w:rPr>
-                <w:rFonts w:ascii="Times New Roman" w:hAnsi="Times New Roman" w:cs="Times New Roman"/>
-              </w:rPr>
-            </w:pPr>
-            <w:r>
-              <w:rPr>
-                <w:rFonts w:ascii="Times New Roman" w:hAnsi="Times New Roman" w:cs="Times New Roman"/>
-              </w:rPr>
-              <w:t>44.80%</w:t>
-            </w:r>
-          </w:p>
-        </w:tc>
-        <w:tc>
-          <w:tcPr>
-            <w:tcW w:w="0" w:type="auto"/>
-            <w:vAlign w:val="center"/>
-            <w:hideMark/>
-          </w:tcPr>
-          <w:p>
-            <w:pPr>
-              <w:rPr>
-                <w:rFonts w:ascii="Times New Roman" w:hAnsi="Times New Roman" w:cs="Times New Roman"/>
-              </w:rPr>
-            </w:pPr>
-            <w:r>
-              <w:rPr>
-                <w:rFonts w:ascii="Times New Roman" w:hAnsi="Times New Roman" w:cs="Times New Roman"/>
-              </w:rPr>
-              <w:t>26.40%</w:t>
+            <w:tcW w:w="1104" w:type="dxa"/>
+            <w:vAlign w:val="center"/>
+            <w:hideMark/>
+          </w:tcPr>
+          <w:p>
+            <w:pPr>
+              <w:rPr>
+                <w:rFonts w:ascii="Times New Roman" w:hAnsi="Times New Roman" w:cs="Times New Roman" w:hint="eastAsia"/>
+                <w:b/>
+                <w:bCs/>
+              </w:rPr>
+            </w:pPr>
+            <w:r>
+              <w:rPr>
+                <w:rFonts w:ascii="Times New Roman" w:hAnsi="Times New Roman" w:cs="Times New Roman"/>
+                <w:b/>
+                <w:bCs/>
+              </w:rPr>
+              <w:t>2.</w:t>
+            </w:r>
+            <w:r>
+              <w:rPr>
+                <w:rFonts w:ascii="Times New Roman" w:hAnsi="Times New Roman" w:cs="Times New Roman" w:hint="eastAsia"/>
+                <w:b/>
+                <w:bCs/>
+              </w:rPr>
+              <w:t>18</w:t>
+            </w:r>
+          </w:p>
+        </w:tc>
+        <w:tc>
+          <w:tcPr>
+            <w:tcW w:w="939" w:type="dxa"/>
+            <w:vAlign w:val="center"/>
+            <w:hideMark/>
+          </w:tcPr>
+          <w:p>
+            <w:pPr>
+              <w:rPr>
+                <w:rFonts w:ascii="Times New Roman" w:hAnsi="Times New Roman" w:cs="Times New Roman"/>
+                <w:b/>
+                <w:bCs/>
+              </w:rPr>
+            </w:pPr>
+            <w:r>
+              <w:rPr>
+                <w:rFonts w:ascii="Times New Roman" w:hAnsi="Times New Roman" w:cs="Times New Roman"/>
+                <w:b/>
+                <w:bCs/>
+              </w:rPr>
+              <w:t>5.8</w:t>
+            </w:r>
+          </w:p>
+        </w:tc>
+        <w:tc>
+          <w:tcPr>
+            <w:tcW w:w="1269" w:type="dxa"/>
+          </w:tcPr>
+          <w:p>
+            <w:pPr>
+              <w:rPr>
+                <w:rFonts w:ascii="Times New Roman" w:hAnsi="Times New Roman" w:cs="Times New Roman" w:hint="eastAsia"/>
+                <w:b/>
+                <w:bCs/>
+              </w:rPr>
+            </w:pPr>
+            <w:r>
+              <w:rPr>
+                <w:rFonts w:ascii="Times New Roman" w:hAnsi="Times New Roman" w:cs="Times New Roman"/>
+                <w:b/>
+                <w:bCs/>
+              </w:rPr>
+              <w:t>4.4MB</w:t>
+            </w:r>
+          </w:p>
+        </w:tc>
+        <w:tc>
+          <w:tcPr>
+            <w:tcW w:w="1104" w:type="dxa"/>
+          </w:tcPr>
+          <w:p>
+            <w:pPr>
+              <w:rPr>
+                <w:rFonts w:ascii="Times New Roman" w:hAnsi="Times New Roman" w:cs="Times New Roman" w:hint="eastAsia"/>
+                <w:b/>
+                <w:bCs/>
+              </w:rPr>
+            </w:pPr>
+            <w:r>
+              <w:rPr>
+                <w:rFonts w:ascii="Times New Roman" w:hAnsi="Times New Roman" w:cs="Times New Roman" w:hint="eastAsia"/>
+                <w:b/>
+                <w:bCs/>
+              </w:rPr>
+              <w:t>36</w:t>
+            </w:r>
+            <w:r>
+              <w:rPr>
+                <w:rFonts w:ascii="Times New Roman" w:hAnsi="Times New Roman" w:cs="Times New Roman" w:hint="eastAsia"/>
+                <w:b/>
+                <w:bCs/>
+              </w:rPr>
+              <w:t>.43%</w:t>
+            </w:r>
+          </w:p>
+        </w:tc>
+        <w:tc>
+          <w:tcPr>
+            <w:tcW w:w="962" w:type="dxa"/>
+            <w:vAlign w:val="center"/>
+            <w:hideMark/>
+          </w:tcPr>
+          <w:p>
+            <w:pPr>
+              <w:rPr>
+                <w:rFonts w:ascii="Times New Roman" w:hAnsi="Times New Roman" w:cs="Times New Roman"/>
+                <w:b/>
+                <w:bCs/>
+              </w:rPr>
+            </w:pPr>
+            <w:r>
+              <w:rPr>
+                <w:rFonts w:ascii="Times New Roman" w:hAnsi="Times New Roman" w:cs="Times New Roman" w:hint="eastAsia"/>
+                <w:b/>
+                <w:bCs/>
+              </w:rPr>
+              <w:t>27</w:t>
+            </w:r>
+            <w:r>
+              <w:rPr>
+                <w:rFonts w:ascii="Times New Roman" w:hAnsi="Times New Roman" w:cs="Times New Roman"/>
+                <w:b/>
+                <w:bCs/>
+              </w:rPr>
+              <w:t>.</w:t>
+            </w:r>
+            <w:r>
+              <w:rPr>
+                <w:rFonts w:ascii="Times New Roman" w:hAnsi="Times New Roman" w:cs="Times New Roman" w:hint="eastAsia"/>
+                <w:b/>
+                <w:bCs/>
+              </w:rPr>
+              <w:t>5</w:t>
+            </w:r>
+            <w:r>
+              <w:rPr>
+                <w:rFonts w:ascii="Times New Roman" w:hAnsi="Times New Roman" w:cs="Times New Roman"/>
+                <w:b/>
+                <w:bCs/>
+              </w:rPr>
+              <w:t>7%</w:t>
+            </w:r>
+          </w:p>
+        </w:tc>
+        <w:tc>
+          <w:tcPr>
+            <w:tcW w:w="1089" w:type="dxa"/>
+            <w:vAlign w:val="center"/>
+            <w:hideMark/>
+          </w:tcPr>
+          <w:p>
+            <w:pPr>
+              <w:rPr>
+                <w:rFonts w:ascii="Times New Roman" w:hAnsi="Times New Roman" w:cs="Times New Roman"/>
+                <w:b/>
+                <w:bCs/>
+              </w:rPr>
+            </w:pPr>
+            <w:r>
+              <w:rPr>
+                <w:rFonts w:ascii="Times New Roman" w:hAnsi="Times New Roman" w:cs="Times New Roman"/>
+                <w:b/>
+                <w:bCs/>
+              </w:rPr>
+              <w:t>1</w:t>
+            </w:r>
+            <w:r>
+              <w:rPr>
+                <w:rFonts w:ascii="Times New Roman" w:hAnsi="Times New Roman" w:cs="Times New Roman" w:hint="eastAsia"/>
+                <w:b/>
+                <w:bCs/>
+              </w:rPr>
+              <w:t>6</w:t>
+            </w:r>
+            <w:r>
+              <w:rPr>
+                <w:rFonts w:ascii="Times New Roman" w:hAnsi="Times New Roman" w:cs="Times New Roman"/>
+                <w:b/>
+                <w:bCs/>
+              </w:rPr>
+              <w:t>.</w:t>
+            </w:r>
+            <w:r>
+              <w:rPr>
+                <w:rFonts w:ascii="Times New Roman" w:hAnsi="Times New Roman" w:cs="Times New Roman" w:hint="eastAsia"/>
+                <w:b/>
+                <w:bCs/>
+              </w:rPr>
+              <w:t>01</w:t>
+            </w:r>
+            <w:r>
+              <w:rPr>
+                <w:rFonts w:ascii="Times New Roman" w:hAnsi="Times New Roman" w:cs="Times New Roman"/>
+                <w:b/>
+                <w:bCs/>
+              </w:rPr>
+              <w:t>%</w:t>
             </w:r>
           </w:p>
         </w:tc>
@@ -1977,14 +1959,16 @@
         </w:trPr>
         <w:tc>
           <w:tcPr>
-            <w:tcW w:w="0" w:type="auto"/>
-            <w:vAlign w:val="center"/>
-            <w:hideMark/>
-          </w:tcPr>
-          <w:p>
-            <w:pPr>
-              <w:rPr>
-                <w:rFonts w:ascii="Times New Roman" w:hAnsi="Times New Roman" w:cs="Times New Roman"/>
+            <w:tcW w:w="1510" w:type="dxa"/>
+            <w:vAlign w:val="center"/>
+            <w:hideMark/>
+          </w:tcPr>
+          <w:p>
+            <w:pPr>
+              <w:rPr>
+                <w:rFonts w:ascii="Times New Roman" w:hAnsi="Times New Roman" w:cs="Times New Roman"/>
+                <w:b/>
+                <w:bCs/>
               </w:rPr>
             </w:pPr>
             <w:r>
@@ -1999,181 +1983,197 @@
         </w:tc>
         <w:tc>
           <w:tcPr>
-            <w:tcW w:w="0" w:type="auto"/>
-            <w:vAlign w:val="center"/>
-            <w:hideMark/>
-          </w:tcPr>
-          <w:p>
-            <w:pPr>
-              <w:rPr>
-                <w:rFonts w:ascii="Times New Roman" w:hAnsi="Times New Roman" w:cs="Times New Roman"/>
-              </w:rPr>
-            </w:pPr>
-            <w:r>
-              <w:rPr>
-                <w:rFonts w:ascii="Times New Roman" w:hAnsi="Times New Roman" w:cs="Times New Roman"/>
-              </w:rPr>
-              <w:t>2.62</w:t>
-            </w:r>
-          </w:p>
-        </w:tc>
-        <w:tc>
-          <w:tcPr>
-            <w:tcW w:w="0" w:type="auto"/>
-            <w:vAlign w:val="center"/>
-            <w:hideMark/>
-          </w:tcPr>
-          <w:p>
-            <w:pPr>
-              <w:rPr>
-                <w:rFonts w:ascii="Times New Roman" w:hAnsi="Times New Roman" w:cs="Times New Roman"/>
-              </w:rPr>
-            </w:pPr>
-            <w:r>
-              <w:rPr>
-                <w:rFonts w:ascii="Times New Roman" w:hAnsi="Times New Roman" w:cs="Times New Roman"/>
-              </w:rPr>
-              <w:t>7.5</w:t>
-            </w:r>
-          </w:p>
-        </w:tc>
-        <w:tc>
-          <w:tcPr>
-            <w:tcW w:w="0" w:type="auto"/>
-            <w:vAlign w:val="center"/>
-            <w:hideMark/>
-          </w:tcPr>
-          <w:p>
-            <w:pPr>
-              <w:rPr>
-                <w:rFonts w:ascii="Times New Roman" w:hAnsi="Times New Roman" w:cs="Times New Roman"/>
-              </w:rPr>
-            </w:pPr>
-            <w:r>
-              <w:rPr>
-                <w:rFonts w:ascii="Times New Roman" w:hAnsi="Times New Roman" w:cs="Times New Roman"/>
-              </w:rPr>
-              <w:t>195.3</w:t>
-            </w:r>
-          </w:p>
-        </w:tc>
-        <w:tc>
-          <w:tcPr>
-            <w:tcW w:w="0" w:type="auto"/>
-            <w:vAlign w:val="center"/>
-            <w:hideMark/>
-          </w:tcPr>
-          <w:p>
-            <w:pPr>
-              <w:rPr>
-                <w:rFonts w:ascii="Times New Roman" w:hAnsi="Times New Roman" w:cs="Times New Roman"/>
-              </w:rPr>
-            </w:pPr>
-            <w:r>
-              <w:rPr>
-                <w:rFonts w:ascii="Times New Roman" w:hAnsi="Times New Roman" w:cs="Times New Roman"/>
-              </w:rPr>
-              <w:t>0.000276s</w:t>
-            </w:r>
-          </w:p>
-        </w:tc>
-        <w:tc>
-          <w:tcPr>
-            <w:tcW w:w="0" w:type="auto"/>
-            <w:vAlign w:val="center"/>
-            <w:hideMark/>
-          </w:tcPr>
-          <w:p>
-            <w:pPr>
-              <w:rPr>
-                <w:rFonts w:ascii="Times New Roman" w:hAnsi="Times New Roman" w:cs="Times New Roman"/>
-              </w:rPr>
-            </w:pPr>
-            <w:r>
-              <w:rPr>
-                <w:rFonts w:ascii="Times New Roman" w:hAnsi="Times New Roman" w:cs="Times New Roman"/>
-              </w:rPr>
-              <w:t>0.001267s</w:t>
-            </w:r>
-          </w:p>
-        </w:tc>
-        <w:tc>
-          <w:tcPr>
-            <w:tcW w:w="0" w:type="auto"/>
-            <w:vAlign w:val="center"/>
-            <w:hideMark/>
-          </w:tcPr>
-          <w:p>
-            <w:pPr>
-              <w:rPr>
-                <w:rFonts w:ascii="Times New Roman" w:hAnsi="Times New Roman" w:cs="Times New Roman"/>
-              </w:rPr>
-            </w:pPr>
-            <w:r>
-              <w:rPr>
-                <w:rFonts w:ascii="Times New Roman" w:hAnsi="Times New Roman" w:cs="Times New Roman"/>
-              </w:rPr>
-              <w:t>0.002616s</w:t>
-            </w:r>
-          </w:p>
-        </w:tc>
-        <w:tc>
-          <w:tcPr>
-            <w:tcW w:w="0" w:type="auto"/>
-            <w:vAlign w:val="center"/>
-            <w:hideMark/>
-          </w:tcPr>
-          <w:p>
-            <w:pPr>
-              <w:rPr>
-                <w:rFonts w:ascii="Times New Roman" w:hAnsi="Times New Roman" w:cs="Times New Roman"/>
-              </w:rPr>
-            </w:pPr>
-            <w:r>
-              <w:rPr>
-                <w:rFonts w:ascii="Times New Roman" w:hAnsi="Times New Roman" w:cs="Times New Roman"/>
-              </w:rPr>
-              <w:t>240.45</w:t>
-            </w:r>
-          </w:p>
-        </w:tc>
-        <w:tc>
-          <w:tcPr>
-            <w:tcW w:w="0" w:type="auto"/>
-            <w:vAlign w:val="center"/>
-            <w:hideMark/>
-          </w:tcPr>
-          <w:p>
-            <w:pPr>
-              <w:rPr>
-                <w:rFonts w:ascii="Times New Roman" w:hAnsi="Times New Roman" w:cs="Times New Roman"/>
-              </w:rPr>
-            </w:pPr>
-            <w:r>
-              <w:rPr>
-                <w:rFonts w:ascii="Times New Roman" w:hAnsi="Times New Roman" w:cs="Times New Roman"/>
-              </w:rPr>
-              <w:t>45.30%</w:t>
-            </w:r>
-          </w:p>
-        </w:tc>
-        <w:tc>
-          <w:tcPr>
-            <w:tcW w:w="0" w:type="auto"/>
-            <w:vAlign w:val="center"/>
-            <w:hideMark/>
-          </w:tcPr>
-          <w:p>
-            <w:pPr>
-              <w:rPr>
-                <w:rFonts w:ascii="Times New Roman" w:hAnsi="Times New Roman" w:cs="Times New Roman"/>
-              </w:rPr>
-            </w:pPr>
-            <w:r>
-              <w:rPr>
-                <w:rFonts w:ascii="Times New Roman" w:hAnsi="Times New Roman" w:cs="Times New Roman"/>
-              </w:rPr>
-              <w:t>27.50%</w:t>
+            <w:tcW w:w="1104" w:type="dxa"/>
+            <w:vAlign w:val="center"/>
+            <w:hideMark/>
+          </w:tcPr>
+          <w:p>
+            <w:pPr>
+              <w:rPr>
+                <w:rFonts w:ascii="Times New Roman" w:hAnsi="Times New Roman" w:cs="Times New Roman" w:hint="eastAsia"/>
+                <w:b/>
+                <w:bCs/>
+              </w:rPr>
+            </w:pPr>
+            <w:r>
+              <w:rPr>
+                <w:rFonts w:ascii="Times New Roman" w:hAnsi="Times New Roman" w:cs="Times New Roman"/>
+                <w:b/>
+                <w:bCs/>
+              </w:rPr>
+              <w:t>4.16</w:t>
+            </w:r>
+          </w:p>
+        </w:tc>
+        <w:tc>
+          <w:tcPr>
+            <w:tcW w:w="939" w:type="dxa"/>
+            <w:vAlign w:val="center"/>
+            <w:hideMark/>
+          </w:tcPr>
+          <w:p>
+            <w:pPr>
+              <w:rPr>
+                <w:rFonts w:ascii="Times New Roman" w:hAnsi="Times New Roman" w:cs="Times New Roman"/>
+                <w:b/>
+                <w:bCs/>
+              </w:rPr>
+            </w:pPr>
+            <w:r>
+              <w:rPr>
+                <w:rFonts w:ascii="Times New Roman" w:hAnsi="Times New Roman" w:cs="Times New Roman"/>
+                <w:b/>
+                <w:bCs/>
+              </w:rPr>
+              <w:t>11.5</w:t>
+            </w:r>
+          </w:p>
+        </w:tc>
+        <w:tc>
+          <w:tcPr>
+            <w:tcW w:w="1269" w:type="dxa"/>
+          </w:tcPr>
+          <w:p>
+            <w:pPr>
+              <w:rPr>
+                <w:rFonts w:ascii="Times New Roman" w:hAnsi="Times New Roman" w:cs="Times New Roman" w:hint="eastAsia"/>
+                <w:b/>
+                <w:bCs/>
+              </w:rPr>
+            </w:pPr>
+            <w:r>
+              <w:rPr>
+                <w:rFonts w:ascii="Times New Roman" w:hAnsi="Times New Roman" w:cs="Times New Roman"/>
+                <w:b/>
+                <w:bCs/>
+              </w:rPr>
+              <w:t>8.1MB</w:t>
+            </w:r>
+          </w:p>
+        </w:tc>
+        <w:tc>
+          <w:tcPr>
+            <w:tcW w:w="1104" w:type="dxa"/>
+          </w:tcPr>
+          <w:p>
+            <w:pPr>
+              <w:rPr>
+                <w:rFonts w:ascii="Times New Roman" w:hAnsi="Times New Roman" w:cs="Times New Roman" w:hint="eastAsia"/>
+                <w:b/>
+                <w:bCs/>
+              </w:rPr>
+            </w:pPr>
+            <w:r>
+              <w:rPr>
+                <w:rFonts w:ascii="Times New Roman" w:hAnsi="Times New Roman" w:cs="Times New Roman" w:hint="eastAsia"/>
+                <w:b/>
+                <w:bCs/>
+              </w:rPr>
+              <w:t>37.17%</w:t>
+            </w:r>
+          </w:p>
+        </w:tc>
+        <w:tc>
+          <w:tcPr>
+            <w:tcW w:w="962" w:type="dxa"/>
+            <w:vAlign w:val="center"/>
+            <w:hideMark/>
+          </w:tcPr>
+          <w:p>
+            <w:pPr>
+              <w:rPr>
+                <w:rFonts w:ascii="Times New Roman" w:hAnsi="Times New Roman" w:cs="Times New Roman"/>
+                <w:b/>
+                <w:bCs/>
+              </w:rPr>
+            </w:pPr>
+            <w:r>
+              <w:rPr>
+                <w:rFonts w:ascii="Times New Roman" w:hAnsi="Times New Roman" w:cs="Times New Roman" w:hint="eastAsia"/>
+                <w:b/>
+                <w:bCs/>
+              </w:rPr>
+              <w:t>28</w:t>
+            </w:r>
+            <w:r>
+              <w:rPr>
+                <w:rFonts w:ascii="Times New Roman" w:hAnsi="Times New Roman" w:cs="Times New Roman"/>
+                <w:b/>
+                <w:bCs/>
+              </w:rPr>
+              <w:t>.</w:t>
+            </w:r>
+            <w:r>
+              <w:rPr>
+                <w:rFonts w:ascii="Times New Roman" w:hAnsi="Times New Roman" w:cs="Times New Roman" w:hint="eastAsia"/>
+                <w:b/>
+                <w:bCs/>
+              </w:rPr>
+              <w:t>65</w:t>
+            </w:r>
+            <w:r>
+              <w:rPr>
+                <w:rFonts w:ascii="Times New Roman" w:hAnsi="Times New Roman" w:cs="Times New Roman"/>
+                <w:b/>
+                <w:bCs/>
+              </w:rPr>
+              <w:t>%</w:t>
+            </w:r>
+          </w:p>
+        </w:tc>
+        <w:tc>
+          <w:tcPr>
+            <w:tcW w:w="1089" w:type="dxa"/>
+            <w:vAlign w:val="center"/>
+            <w:hideMark/>
+          </w:tcPr>
+          <w:p>
+            <w:pPr>
+              <w:rPr>
+                <w:rFonts w:ascii="Times New Roman" w:hAnsi="Times New Roman" w:cs="Times New Roman"/>
+                <w:b/>
+                <w:bCs/>
+              </w:rPr>
+            </w:pPr>
+            <w:r>
+              <w:rPr>
+                <w:rFonts w:ascii="Times New Roman" w:hAnsi="Times New Roman" w:cs="Times New Roman"/>
+                <w:b/>
+                <w:bCs/>
+              </w:rPr>
+              <w:t>1</w:t>
+            </w:r>
+            <w:r>
+              <w:rPr>
+                <w:rFonts w:ascii="Times New Roman" w:hAnsi="Times New Roman" w:cs="Times New Roman" w:hint="eastAsia"/>
+                <w:b/>
+                <w:bCs/>
+              </w:rPr>
+              <w:t>6</w:t>
+            </w:r>
+            <w:r>
+              <w:rPr>
+                <w:rFonts w:ascii="Times New Roman" w:hAnsi="Times New Roman" w:cs="Times New Roman"/>
+                <w:b/>
+                <w:bCs/>
+              </w:rPr>
+              <w:t>.</w:t>
+            </w:r>
+            <w:r>
+              <w:rPr>
+                <w:rFonts w:ascii="Times New Roman" w:hAnsi="Times New Roman" w:cs="Times New Roman" w:hint="eastAsia"/>
+                <w:b/>
+                <w:bCs/>
+              </w:rPr>
+              <w:t>49</w:t>
+            </w:r>
+            <w:r>
+              <w:rPr>
+                <w:rFonts w:ascii="Times New Roman" w:hAnsi="Times New Roman" w:cs="Times New Roman"/>
+                <w:b/>
+                <w:bCs/>
+              </w:rPr>
+              <w:t>%</w:t>
             </w:r>
           </w:p>
         </w:tc>
@@ -2184,14 +2184,16 @@
         </w:trPr>
         <w:tc>
           <w:tcPr>
-            <w:tcW w:w="0" w:type="auto"/>
-            <w:vAlign w:val="center"/>
-            <w:hideMark/>
-          </w:tcPr>
-          <w:p>
-            <w:pPr>
-              <w:rPr>
-                <w:rFonts w:ascii="Times New Roman" w:hAnsi="Times New Roman" w:cs="Times New Roman"/>
+            <w:tcW w:w="1510" w:type="dxa"/>
+            <w:vAlign w:val="center"/>
+            <w:hideMark/>
+          </w:tcPr>
+          <w:p>
+            <w:pPr>
+              <w:rPr>
+                <w:rFonts w:ascii="Times New Roman" w:hAnsi="Times New Roman" w:cs="Times New Roman"/>
+                <w:b/>
+                <w:bCs/>
               </w:rPr>
             </w:pPr>
             <w:r>
@@ -2206,181 +2208,221 @@
         </w:tc>
         <w:tc>
           <w:tcPr>
-            <w:tcW w:w="0" w:type="auto"/>
-            <w:vAlign w:val="center"/>
-            <w:hideMark/>
-          </w:tcPr>
-          <w:p>
-            <w:pPr>
-              <w:rPr>
-                <w:rFonts w:ascii="Times New Roman" w:hAnsi="Times New Roman" w:cs="Times New Roman"/>
-              </w:rPr>
-            </w:pPr>
-            <w:r>
-              <w:rPr>
-                <w:rFonts w:ascii="Times New Roman" w:hAnsi="Times New Roman" w:cs="Times New Roman"/>
-              </w:rPr>
-              <w:t>11.1</w:t>
-            </w:r>
-          </w:p>
-        </w:tc>
-        <w:tc>
-          <w:tcPr>
-            <w:tcW w:w="0" w:type="auto"/>
-            <w:vAlign w:val="center"/>
-            <w:hideMark/>
-          </w:tcPr>
-          <w:p>
-            <w:pPr>
-              <w:rPr>
-                <w:rFonts w:ascii="Times New Roman" w:hAnsi="Times New Roman" w:cs="Times New Roman"/>
-              </w:rPr>
-            </w:pPr>
-            <w:r>
-              <w:rPr>
-                <w:rFonts w:ascii="Times New Roman" w:hAnsi="Times New Roman" w:cs="Times New Roman"/>
-              </w:rPr>
-              <w:t>28.7</w:t>
-            </w:r>
-          </w:p>
-        </w:tc>
-        <w:tc>
-          <w:tcPr>
-            <w:tcW w:w="0" w:type="auto"/>
-            <w:vAlign w:val="center"/>
-            <w:hideMark/>
-          </w:tcPr>
-          <w:p>
-            <w:pPr>
-              <w:rPr>
-                <w:rFonts w:ascii="Times New Roman" w:hAnsi="Times New Roman" w:cs="Times New Roman"/>
-              </w:rPr>
-            </w:pPr>
-            <w:r>
-              <w:rPr>
-                <w:rFonts w:ascii="Times New Roman" w:hAnsi="Times New Roman" w:cs="Times New Roman"/>
-              </w:rPr>
-              <w:t>58.9</w:t>
-            </w:r>
-          </w:p>
-        </w:tc>
-        <w:tc>
-          <w:tcPr>
-            <w:tcW w:w="0" w:type="auto"/>
-            <w:vAlign w:val="center"/>
-            <w:hideMark/>
-          </w:tcPr>
-          <w:p>
-            <w:pPr>
-              <w:rPr>
-                <w:rFonts w:ascii="Times New Roman" w:hAnsi="Times New Roman" w:cs="Times New Roman"/>
-              </w:rPr>
-            </w:pPr>
-            <w:r>
-              <w:rPr>
-                <w:rFonts w:ascii="Times New Roman" w:hAnsi="Times New Roman" w:cs="Times New Roman"/>
-              </w:rPr>
-              <w:t>0.000290s</w:t>
-            </w:r>
-          </w:p>
-        </w:tc>
-        <w:tc>
-          <w:tcPr>
-            <w:tcW w:w="0" w:type="auto"/>
-            <w:vAlign w:val="center"/>
-            <w:hideMark/>
-          </w:tcPr>
-          <w:p>
-            <w:pPr>
-              <w:rPr>
-                <w:rFonts w:ascii="Times New Roman" w:hAnsi="Times New Roman" w:cs="Times New Roman"/>
-              </w:rPr>
-            </w:pPr>
-            <w:r>
-              <w:rPr>
-                <w:rFonts w:ascii="Times New Roman" w:hAnsi="Times New Roman" w:cs="Times New Roman"/>
-              </w:rPr>
-              <w:t>0.002000s</w:t>
-            </w:r>
-          </w:p>
-        </w:tc>
-        <w:tc>
-          <w:tcPr>
-            <w:tcW w:w="0" w:type="auto"/>
-            <w:vAlign w:val="center"/>
-            <w:hideMark/>
-          </w:tcPr>
-          <w:p>
-            <w:pPr>
-              <w:rPr>
-                <w:rFonts w:ascii="Times New Roman" w:hAnsi="Times New Roman" w:cs="Times New Roman"/>
-              </w:rPr>
-            </w:pPr>
-            <w:r>
-              <w:rPr>
-                <w:rFonts w:ascii="Times New Roman" w:hAnsi="Times New Roman" w:cs="Times New Roman"/>
-              </w:rPr>
-              <w:t>0.004000s</w:t>
-            </w:r>
-          </w:p>
-        </w:tc>
-        <w:tc>
-          <w:tcPr>
-            <w:tcW w:w="0" w:type="auto"/>
-            <w:vAlign w:val="center"/>
-            <w:hideMark/>
-          </w:tcPr>
-          <w:p>
-            <w:pPr>
-              <w:rPr>
-                <w:rFonts w:ascii="Times New Roman" w:hAnsi="Times New Roman" w:cs="Times New Roman"/>
-              </w:rPr>
-            </w:pPr>
-            <w:r>
-              <w:rPr>
-                <w:rFonts w:ascii="Times New Roman" w:hAnsi="Times New Roman" w:cs="Times New Roman"/>
-              </w:rPr>
-              <w:t>300.89</w:t>
-            </w:r>
-          </w:p>
-        </w:tc>
-        <w:tc>
-          <w:tcPr>
-            <w:tcW w:w="0" w:type="auto"/>
-            <w:vAlign w:val="center"/>
-            <w:hideMark/>
-          </w:tcPr>
-          <w:p>
-            <w:pPr>
-              <w:rPr>
-                <w:rFonts w:ascii="Times New Roman" w:hAnsi="Times New Roman" w:cs="Times New Roman"/>
-              </w:rPr>
-            </w:pPr>
-            <w:r>
-              <w:rPr>
-                <w:rFonts w:ascii="Times New Roman" w:hAnsi="Times New Roman" w:cs="Times New Roman"/>
-              </w:rPr>
-              <w:t>50.50%</w:t>
-            </w:r>
-          </w:p>
-        </w:tc>
-        <w:tc>
-          <w:tcPr>
-            <w:tcW w:w="0" w:type="auto"/>
-            <w:vAlign w:val="center"/>
-            <w:hideMark/>
-          </w:tcPr>
-          <w:p>
-            <w:pPr>
-              <w:rPr>
-                <w:rFonts w:ascii="Times New Roman" w:hAnsi="Times New Roman" w:cs="Times New Roman"/>
-              </w:rPr>
-            </w:pPr>
-            <w:r>
-              <w:rPr>
-                <w:rFonts w:ascii="Times New Roman" w:hAnsi="Times New Roman" w:cs="Times New Roman"/>
-              </w:rPr>
-              <w:t>32.10%</w:t>
+            <w:tcW w:w="1104" w:type="dxa"/>
+            <w:vAlign w:val="center"/>
+            <w:hideMark/>
+          </w:tcPr>
+          <w:p>
+            <w:pPr>
+              <w:rPr>
+                <w:rFonts w:ascii="Times New Roman" w:hAnsi="Times New Roman" w:cs="Times New Roman" w:hint="eastAsia"/>
+                <w:b/>
+                <w:bCs/>
+              </w:rPr>
+            </w:pPr>
+            <w:r>
+              <w:rPr>
+                <w:rFonts w:ascii="Times New Roman" w:hAnsi="Times New Roman" w:cs="Times New Roman"/>
+                <w:b/>
+                <w:bCs/>
+              </w:rPr>
+              <w:t>2.69</w:t>
+            </w:r>
+          </w:p>
+        </w:tc>
+        <w:tc>
+          <w:tcPr>
+            <w:tcW w:w="939" w:type="dxa"/>
+            <w:vAlign w:val="center"/>
+            <w:hideMark/>
+          </w:tcPr>
+          <w:p>
+            <w:pPr>
+              <w:rPr>
+                <w:rFonts w:ascii="Times New Roman" w:hAnsi="Times New Roman" w:cs="Times New Roman"/>
+                <w:b/>
+                <w:bCs/>
+              </w:rPr>
+            </w:pPr>
+            <w:r>
+              <w:rPr>
+                <w:rFonts w:ascii="Times New Roman" w:hAnsi="Times New Roman" w:cs="Times New Roman"/>
+                <w:b/>
+                <w:bCs/>
+              </w:rPr>
+              <w:t>6.8</w:t>
+            </w:r>
+          </w:p>
+        </w:tc>
+        <w:tc>
+          <w:tcPr>
+            <w:tcW w:w="1269" w:type="dxa"/>
+          </w:tcPr>
+          <w:p>
+            <w:pPr>
+              <w:rPr>
+                <w:rFonts w:ascii="Times New Roman" w:hAnsi="Times New Roman" w:cs="Times New Roman" w:hint="eastAsia"/>
+                <w:b/>
+                <w:bCs/>
+              </w:rPr>
+            </w:pPr>
+            <w:r>
+              <w:rPr>
+                <w:rFonts w:ascii="Times New Roman" w:hAnsi="Times New Roman" w:cs="Times New Roman"/>
+                <w:b/>
+                <w:bCs/>
+              </w:rPr>
+              <w:t>5.4MB</w:t>
+            </w:r>
+          </w:p>
+        </w:tc>
+        <w:tc>
+          <w:tcPr>
+            <w:tcW w:w="1104" w:type="dxa"/>
+          </w:tcPr>
+          <w:p>
+            <w:pPr>
+              <w:rPr>
+                <w:rFonts w:ascii="Times New Roman" w:hAnsi="Times New Roman" w:cs="Times New Roman" w:hint="eastAsia"/>
+                <w:b/>
+                <w:bCs/>
+              </w:rPr>
+            </w:pPr>
+            <w:r>
+              <w:rPr>
+                <w:rFonts w:ascii="Times New Roman" w:hAnsi="Times New Roman" w:cs="Times New Roman" w:hint="eastAsia"/>
+                <w:b/>
+                <w:bCs/>
+              </w:rPr>
+              <w:t>4</w:t>
+            </w:r>
+            <w:r>
+              <w:rPr>
+                <w:rFonts w:ascii="Times New Roman" w:hAnsi="Times New Roman" w:cs="Times New Roman" w:hint="eastAsia"/>
+                <w:b/>
+                <w:bCs/>
+              </w:rPr>
+              <w:t>1</w:t>
+            </w:r>
+            <w:r>
+              <w:rPr>
+                <w:rFonts w:ascii="Times New Roman" w:hAnsi="Times New Roman" w:cs="Times New Roman" w:hint="eastAsia"/>
+                <w:b/>
+                <w:bCs/>
+              </w:rPr>
+              <w:t>.70%</w:t>
+            </w:r>
+          </w:p>
+        </w:tc>
+        <w:tc>
+          <w:tcPr>
+            <w:tcW w:w="962" w:type="dxa"/>
+            <w:vAlign w:val="center"/>
+            <w:hideMark/>
+          </w:tcPr>
+          <w:p>
+            <w:pPr>
+              <w:rPr>
+                <w:rFonts w:ascii="Times New Roman" w:hAnsi="Times New Roman" w:cs="Times New Roman"/>
+                <w:b/>
+                <w:bCs/>
+              </w:rPr>
+            </w:pPr>
+            <w:r>
+              <w:rPr>
+                <w:rFonts w:ascii="Times New Roman" w:hAnsi="Times New Roman" w:cs="Times New Roman"/>
+                <w:b/>
+                <w:bCs/>
+              </w:rPr>
+              <w:t>3</w:t>
+            </w:r>
+            <w:r>
+              <w:rPr>
+                <w:rFonts w:ascii="Times New Roman" w:hAnsi="Times New Roman" w:cs="Times New Roman" w:hint="eastAsia"/>
+                <w:b/>
+                <w:bCs/>
+              </w:rPr>
+              <w:t>2</w:t>
+            </w:r>
+            <w:r>
+              <w:rPr>
+                <w:rFonts w:ascii="Times New Roman" w:hAnsi="Times New Roman" w:cs="Times New Roman"/>
+                <w:b/>
+                <w:bCs/>
+              </w:rPr>
+              <w:t>.</w:t>
+            </w:r>
+            <w:r>
+              <w:rPr>
+                <w:rFonts w:ascii="Times New Roman" w:hAnsi="Times New Roman" w:cs="Times New Roman" w:hint="eastAsia"/>
+                <w:b/>
+                <w:bCs/>
+              </w:rPr>
+              <w:t>72</w:t>
+            </w:r>
+            <w:r>
+              <w:rPr>
+                <w:rFonts w:ascii="Times New Roman" w:hAnsi="Times New Roman" w:cs="Times New Roman"/>
+                <w:b/>
+                <w:bCs/>
+              </w:rPr>
+              <w:t>%</w:t>
+            </w:r>
+          </w:p>
+        </w:tc>
+        <w:tc>
+          <w:tcPr>
+            <w:tcW w:w="1089" w:type="dxa"/>
+            <w:vAlign w:val="center"/>
+            <w:hideMark/>
+          </w:tcPr>
+          <w:p>
+            <w:pPr>
+              <w:rPr>
+                <w:rFonts w:ascii="Times New Roman" w:hAnsi="Times New Roman" w:cs="Times New Roman"/>
+                <w:b/>
+                <w:bCs/>
+              </w:rPr>
+            </w:pPr>
+            <w:r>
+              <w:rPr>
+                <w:rFonts w:ascii="Times New Roman" w:hAnsi="Times New Roman" w:cs="Times New Roman"/>
+                <w:b/>
+                <w:bCs/>
+              </w:rPr>
+              <w:t>1</w:t>
+            </w:r>
+            <w:r>
+              <w:rPr>
+                <w:rFonts w:ascii="Times New Roman" w:hAnsi="Times New Roman" w:cs="Times New Roman" w:hint="eastAsia"/>
+                <w:b/>
+                <w:bCs/>
+              </w:rPr>
+              <w:t>9</w:t>
+            </w:r>
+            <w:r>
+              <w:rPr>
+                <w:rFonts w:ascii="Times New Roman" w:hAnsi="Times New Roman" w:cs="Times New Roman"/>
+                <w:b/>
+                <w:bCs/>
+              </w:rPr>
+              <w:t>.</w:t>
+            </w:r>
+            <w:r>
+              <w:rPr>
+                <w:rFonts w:ascii="Times New Roman" w:hAnsi="Times New Roman" w:cs="Times New Roman" w:hint="eastAsia"/>
+                <w:b/>
+                <w:bCs/>
+              </w:rPr>
+              <w:t>70</w:t>
+            </w:r>
+            <w:r>
+              <w:rPr>
+                <w:rFonts w:ascii="Times New Roman" w:hAnsi="Times New Roman" w:cs="Times New Roman"/>
+                <w:b/>
+                <w:bCs/>
+              </w:rPr>
+              <w:t>%</w:t>
             </w:r>
           </w:p>
         </w:tc>
@@ -2391,14 +2433,16 @@
         </w:trPr>
         <w:tc>
           <w:tcPr>
-            <w:tcW w:w="0" w:type="auto"/>
-            <w:vAlign w:val="center"/>
-            <w:hideMark/>
-          </w:tcPr>
-          <w:p>
-            <w:pPr>
-              <w:rPr>
-                <w:rFonts w:ascii="Times New Roman" w:hAnsi="Times New Roman" w:cs="Times New Roman"/>
+            <w:tcW w:w="1510" w:type="dxa"/>
+            <w:vAlign w:val="center"/>
+            <w:hideMark/>
+          </w:tcPr>
+          <w:p>
+            <w:pPr>
+              <w:rPr>
+                <w:rFonts w:ascii="Times New Roman" w:hAnsi="Times New Roman" w:cs="Times New Roman"/>
+                <w:b/>
+                <w:bCs/>
               </w:rPr>
             </w:pPr>
             <w:r>
@@ -2413,181 +2457,213 @@
         </w:tc>
         <w:tc>
           <w:tcPr>
-            <w:tcW w:w="0" w:type="auto"/>
-            <w:vAlign w:val="center"/>
-            <w:hideMark/>
-          </w:tcPr>
-          <w:p>
-            <w:pPr>
-              <w:rPr>
-                <w:rFonts w:ascii="Times New Roman" w:hAnsi="Times New Roman" w:cs="Times New Roman"/>
-              </w:rPr>
-            </w:pPr>
-            <w:r>
-              <w:rPr>
-                <w:rFonts w:ascii="Times New Roman" w:hAnsi="Times New Roman" w:cs="Times New Roman"/>
-              </w:rPr>
-              <w:t>3.0</w:t>
-            </w:r>
-          </w:p>
-        </w:tc>
-        <w:tc>
-          <w:tcPr>
-            <w:tcW w:w="0" w:type="auto"/>
-            <w:vAlign w:val="center"/>
-            <w:hideMark/>
-          </w:tcPr>
-          <w:p>
-            <w:pPr>
-              <w:rPr>
-                <w:rFonts w:ascii="Times New Roman" w:hAnsi="Times New Roman" w:cs="Times New Roman"/>
-              </w:rPr>
-            </w:pPr>
-            <w:r>
-              <w:rPr>
-                <w:rFonts w:ascii="Times New Roman" w:hAnsi="Times New Roman" w:cs="Times New Roman"/>
-              </w:rPr>
-              <w:t>8.5</w:t>
-            </w:r>
-          </w:p>
-        </w:tc>
-        <w:tc>
-          <w:tcPr>
-            <w:tcW w:w="0" w:type="auto"/>
-            <w:vAlign w:val="center"/>
-            <w:hideMark/>
-          </w:tcPr>
-          <w:p>
-            <w:pPr>
-              <w:rPr>
-                <w:rFonts w:ascii="Times New Roman" w:hAnsi="Times New Roman" w:cs="Times New Roman"/>
-              </w:rPr>
-            </w:pPr>
-            <w:r>
-              <w:rPr>
-                <w:rFonts w:ascii="Times New Roman" w:hAnsi="Times New Roman" w:cs="Times New Roman"/>
-              </w:rPr>
-              <w:t>210.0</w:t>
-            </w:r>
-          </w:p>
-        </w:tc>
-        <w:tc>
-          <w:tcPr>
-            <w:tcW w:w="0" w:type="auto"/>
-            <w:vAlign w:val="center"/>
-            <w:hideMark/>
-          </w:tcPr>
-          <w:p>
-            <w:pPr>
-              <w:rPr>
-                <w:rFonts w:ascii="Times New Roman" w:hAnsi="Times New Roman" w:cs="Times New Roman"/>
-              </w:rPr>
-            </w:pPr>
-            <w:r>
-              <w:rPr>
-                <w:rFonts w:ascii="Times New Roman" w:hAnsi="Times New Roman" w:cs="Times New Roman"/>
-              </w:rPr>
-              <w:t>0.000265s</w:t>
-            </w:r>
-          </w:p>
-        </w:tc>
-        <w:tc>
-          <w:tcPr>
-            <w:tcW w:w="0" w:type="auto"/>
-            <w:vAlign w:val="center"/>
-            <w:hideMark/>
-          </w:tcPr>
-          <w:p>
-            <w:pPr>
-              <w:rPr>
-                <w:rFonts w:ascii="Times New Roman" w:hAnsi="Times New Roman" w:cs="Times New Roman"/>
-              </w:rPr>
-            </w:pPr>
-            <w:r>
-              <w:rPr>
-                <w:rFonts w:ascii="Times New Roman" w:hAnsi="Times New Roman" w:cs="Times New Roman"/>
-              </w:rPr>
-              <w:t>0.001100s</w:t>
-            </w:r>
-          </w:p>
-        </w:tc>
-        <w:tc>
-          <w:tcPr>
-            <w:tcW w:w="0" w:type="auto"/>
-            <w:vAlign w:val="center"/>
-            <w:hideMark/>
-          </w:tcPr>
-          <w:p>
-            <w:pPr>
-              <w:rPr>
-                <w:rFonts w:ascii="Times New Roman" w:hAnsi="Times New Roman" w:cs="Times New Roman"/>
-              </w:rPr>
-            </w:pPr>
-            <w:r>
-              <w:rPr>
-                <w:rFonts w:ascii="Times New Roman" w:hAnsi="Times New Roman" w:cs="Times New Roman"/>
-              </w:rPr>
-              <w:t>0.003000s</w:t>
-            </w:r>
-          </w:p>
-        </w:tc>
-        <w:tc>
-          <w:tcPr>
-            <w:tcW w:w="0" w:type="auto"/>
-            <w:vAlign w:val="center"/>
-            <w:hideMark/>
-          </w:tcPr>
-          <w:p>
-            <w:pPr>
-              <w:rPr>
-                <w:rFonts w:ascii="Times New Roman" w:hAnsi="Times New Roman" w:cs="Times New Roman"/>
-              </w:rPr>
-            </w:pPr>
-            <w:r>
-              <w:rPr>
-                <w:rFonts w:ascii="Times New Roman" w:hAnsi="Times New Roman" w:cs="Times New Roman"/>
-              </w:rPr>
-              <w:t>280.00</w:t>
-            </w:r>
-          </w:p>
-        </w:tc>
-        <w:tc>
-          <w:tcPr>
-            <w:tcW w:w="0" w:type="auto"/>
-            <w:vAlign w:val="center"/>
-            <w:hideMark/>
-          </w:tcPr>
-          <w:p>
-            <w:pPr>
-              <w:rPr>
-                <w:rFonts w:ascii="Times New Roman" w:hAnsi="Times New Roman" w:cs="Times New Roman"/>
-              </w:rPr>
-            </w:pPr>
-            <w:r>
-              <w:rPr>
-                <w:rFonts w:ascii="Times New Roman" w:hAnsi="Times New Roman" w:cs="Times New Roman"/>
-              </w:rPr>
-              <w:t>46.50%</w:t>
-            </w:r>
-          </w:p>
-        </w:tc>
-        <w:tc>
-          <w:tcPr>
-            <w:tcW w:w="0" w:type="auto"/>
-            <w:vAlign w:val="center"/>
-            <w:hideMark/>
-          </w:tcPr>
-          <w:p>
-            <w:pPr>
-              <w:rPr>
-                <w:rFonts w:ascii="Times New Roman" w:hAnsi="Times New Roman" w:cs="Times New Roman"/>
-              </w:rPr>
-            </w:pPr>
-            <w:r>
-              <w:rPr>
-                <w:rFonts w:ascii="Times New Roman" w:hAnsi="Times New Roman" w:cs="Times New Roman"/>
-              </w:rPr>
-              <w:t>28.80%</w:t>
+            <w:tcW w:w="1104" w:type="dxa"/>
+            <w:vAlign w:val="center"/>
+            <w:hideMark/>
+          </w:tcPr>
+          <w:p>
+            <w:pPr>
+              <w:rPr>
+                <w:rFonts w:ascii="Times New Roman" w:hAnsi="Times New Roman" w:cs="Times New Roman" w:hint="eastAsia"/>
+                <w:b/>
+                <w:bCs/>
+              </w:rPr>
+            </w:pPr>
+            <w:r>
+              <w:rPr>
+                <w:rFonts w:ascii="Times New Roman" w:hAnsi="Times New Roman" w:cs="Times New Roman"/>
+                <w:b/>
+                <w:bCs/>
+              </w:rPr>
+              <w:t>1.73</w:t>
+            </w:r>
+          </w:p>
+        </w:tc>
+        <w:tc>
+          <w:tcPr>
+            <w:tcW w:w="939" w:type="dxa"/>
+            <w:vAlign w:val="center"/>
+            <w:hideMark/>
+          </w:tcPr>
+          <w:p>
+            <w:pPr>
+              <w:rPr>
+                <w:rFonts w:ascii="Times New Roman" w:hAnsi="Times New Roman" w:cs="Times New Roman"/>
+                <w:b/>
+                <w:bCs/>
+              </w:rPr>
+            </w:pPr>
+            <w:r>
+              <w:rPr>
+                <w:rFonts w:ascii="Times New Roman" w:hAnsi="Times New Roman" w:cs="Times New Roman"/>
+                <w:b/>
+                <w:bCs/>
+              </w:rPr>
+              <w:t>6.4</w:t>
+            </w:r>
+          </w:p>
+        </w:tc>
+        <w:tc>
+          <w:tcPr>
+            <w:tcW w:w="1269" w:type="dxa"/>
+          </w:tcPr>
+          <w:p>
+            <w:pPr>
+              <w:rPr>
+                <w:rFonts w:ascii="Times New Roman" w:hAnsi="Times New Roman" w:cs="Times New Roman" w:hint="eastAsia"/>
+                <w:b/>
+                <w:bCs/>
+              </w:rPr>
+            </w:pPr>
+            <w:r>
+              <w:rPr>
+                <w:rFonts w:ascii="Times New Roman" w:hAnsi="Times New Roman" w:cs="Times New Roman"/>
+                <w:b/>
+                <w:bCs/>
+              </w:rPr>
+              <w:t>4.0MB</w:t>
+            </w:r>
+          </w:p>
+        </w:tc>
+        <w:tc>
+          <w:tcPr>
+            <w:tcW w:w="1104" w:type="dxa"/>
+          </w:tcPr>
+          <w:p>
+            <w:pPr>
+              <w:rPr>
+                <w:rFonts w:ascii="Times New Roman" w:hAnsi="Times New Roman" w:cs="Times New Roman" w:hint="eastAsia"/>
+                <w:b/>
+                <w:bCs/>
+              </w:rPr>
+            </w:pPr>
+            <w:r>
+              <w:rPr>
+                <w:rFonts w:ascii="Times New Roman" w:hAnsi="Times New Roman" w:cs="Times New Roman" w:hint="eastAsia"/>
+                <w:b/>
+                <w:bCs/>
+              </w:rPr>
+              <w:t>4</w:t>
+            </w:r>
+            <w:r>
+              <w:rPr>
+                <w:rFonts w:ascii="Times New Roman" w:hAnsi="Times New Roman" w:cs="Times New Roman" w:hint="eastAsia"/>
+                <w:b/>
+                <w:bCs/>
+              </w:rPr>
+              <w:t>1</w:t>
+            </w:r>
+            <w:r>
+              <w:rPr>
+                <w:rFonts w:ascii="Times New Roman" w:hAnsi="Times New Roman" w:cs="Times New Roman" w:hint="eastAsia"/>
+                <w:b/>
+                <w:bCs/>
+              </w:rPr>
+              <w:t>.32%</w:t>
+            </w:r>
+          </w:p>
+        </w:tc>
+        <w:tc>
+          <w:tcPr>
+            <w:tcW w:w="962" w:type="dxa"/>
+            <w:vAlign w:val="center"/>
+            <w:hideMark/>
+          </w:tcPr>
+          <w:p>
+            <w:pPr>
+              <w:rPr>
+                <w:rFonts w:ascii="Times New Roman" w:hAnsi="Times New Roman" w:cs="Times New Roman"/>
+                <w:b/>
+                <w:bCs/>
+              </w:rPr>
+            </w:pPr>
+            <w:r>
+              <w:rPr>
+                <w:rFonts w:ascii="Times New Roman" w:hAnsi="Times New Roman" w:cs="Times New Roman"/>
+                <w:b/>
+                <w:bCs/>
+              </w:rPr>
+              <w:t>3</w:t>
+            </w:r>
+            <w:r>
+              <w:rPr>
+                <w:rFonts w:ascii="Times New Roman" w:hAnsi="Times New Roman" w:cs="Times New Roman" w:hint="eastAsia"/>
+                <w:b/>
+                <w:bCs/>
+              </w:rPr>
+              <w:t>2</w:t>
+            </w:r>
+            <w:r>
+              <w:rPr>
+                <w:rFonts w:ascii="Times New Roman" w:hAnsi="Times New Roman" w:cs="Times New Roman"/>
+                <w:b/>
+                <w:bCs/>
+              </w:rPr>
+              <w:t>.</w:t>
+            </w:r>
+            <w:r>
+              <w:rPr>
+                <w:rFonts w:ascii="Times New Roman" w:hAnsi="Times New Roman" w:cs="Times New Roman" w:hint="eastAsia"/>
+                <w:b/>
+                <w:bCs/>
+              </w:rPr>
+              <w:t>30</w:t>
+            </w:r>
+            <w:r>
+              <w:rPr>
+                <w:rFonts w:ascii="Times New Roman" w:hAnsi="Times New Roman" w:cs="Times New Roman"/>
+                <w:b/>
+                <w:bCs/>
+              </w:rPr>
+              <w:t>%</w:t>
+            </w:r>
+          </w:p>
+        </w:tc>
+        <w:tc>
+          <w:tcPr>
+            <w:tcW w:w="1089" w:type="dxa"/>
+            <w:vAlign w:val="center"/>
+            <w:hideMark/>
+          </w:tcPr>
+          <w:p>
+            <w:pPr>
+              <w:rPr>
+                <w:rFonts w:ascii="Times New Roman" w:hAnsi="Times New Roman" w:cs="Times New Roman"/>
+                <w:b/>
+                <w:bCs/>
+              </w:rPr>
+            </w:pPr>
+            <w:r>
+              <w:rPr>
+                <w:rFonts w:ascii="Times New Roman" w:hAnsi="Times New Roman" w:cs="Times New Roman" w:hint="eastAsia"/>
+                <w:b/>
+                <w:bCs/>
+              </w:rPr>
+              <w:t>19</w:t>
+            </w:r>
+            <w:r>
+              <w:rPr>
+                <w:rFonts w:ascii="Times New Roman" w:hAnsi="Times New Roman" w:cs="Times New Roman"/>
+                <w:b/>
+                <w:bCs/>
+              </w:rPr>
+              <w:t>.</w:t>
+            </w:r>
+            <w:r>
+              <w:rPr>
+                <w:rFonts w:ascii="Times New Roman" w:hAnsi="Times New Roman" w:cs="Times New Roman" w:hint="eastAsia"/>
+                <w:b/>
+                <w:bCs/>
+              </w:rPr>
+              <w:t>16</w:t>
+            </w:r>
+            <w:r>
+              <w:rPr>
+                <w:rFonts w:ascii="Times New Roman" w:hAnsi="Times New Roman" w:cs="Times New Roman"/>
+                <w:b/>
+                <w:bCs/>
+              </w:rPr>
+              <w:t>%</w:t>
             </w:r>
           </w:p>
         </w:tc>
@@ -2598,14 +2674,16 @@
         </w:trPr>
         <w:tc>
           <w:tcPr>
-            <w:tcW w:w="0" w:type="auto"/>
-            <w:vAlign w:val="center"/>
-            <w:hideMark/>
-          </w:tcPr>
-          <w:p>
-            <w:pPr>
-              <w:rPr>
-                <w:rFonts w:ascii="Times New Roman" w:hAnsi="Times New Roman" w:cs="Times New Roman"/>
+            <w:tcW w:w="1510" w:type="dxa"/>
+            <w:vAlign w:val="center"/>
+            <w:hideMark/>
+          </w:tcPr>
+          <w:p>
+            <w:pPr>
+              <w:rPr>
+                <w:rFonts w:ascii="Times New Roman" w:hAnsi="Times New Roman" w:cs="Times New Roman"/>
+                <w:b/>
+                <w:bCs/>
               </w:rPr>
             </w:pPr>
             <w:r>
@@ -2620,181 +2698,213 @@
         </w:tc>
         <w:tc>
           <w:tcPr>
-            <w:tcW w:w="0" w:type="auto"/>
-            <w:vAlign w:val="center"/>
-            <w:hideMark/>
-          </w:tcPr>
-          <w:p>
-            <w:pPr>
-              <w:rPr>
-                <w:rFonts w:ascii="Times New Roman" w:hAnsi="Times New Roman" w:cs="Times New Roman"/>
-              </w:rPr>
-            </w:pPr>
-            <w:r>
-              <w:rPr>
-                <w:rFonts w:ascii="Times New Roman" w:hAnsi="Times New Roman" w:cs="Times New Roman"/>
-              </w:rPr>
-              <w:t>2.80</w:t>
-            </w:r>
-          </w:p>
-        </w:tc>
-        <w:tc>
-          <w:tcPr>
-            <w:tcW w:w="0" w:type="auto"/>
-            <w:vAlign w:val="center"/>
-            <w:hideMark/>
-          </w:tcPr>
-          <w:p>
-            <w:pPr>
-              <w:rPr>
-                <w:rFonts w:ascii="Times New Roman" w:hAnsi="Times New Roman" w:cs="Times New Roman"/>
-              </w:rPr>
-            </w:pPr>
-            <w:r>
-              <w:rPr>
-                <w:rFonts w:ascii="Times New Roman" w:hAnsi="Times New Roman" w:cs="Times New Roman"/>
-              </w:rPr>
-              <w:t>7.3</w:t>
-            </w:r>
-          </w:p>
-        </w:tc>
-        <w:tc>
-          <w:tcPr>
-            <w:tcW w:w="0" w:type="auto"/>
-            <w:vAlign w:val="center"/>
-            <w:hideMark/>
-          </w:tcPr>
-          <w:p>
-            <w:pPr>
-              <w:rPr>
-                <w:rFonts w:ascii="Times New Roman" w:hAnsi="Times New Roman" w:cs="Times New Roman"/>
-              </w:rPr>
-            </w:pPr>
-            <w:r>
-              <w:rPr>
-                <w:rFonts w:ascii="Times New Roman" w:hAnsi="Times New Roman" w:cs="Times New Roman"/>
-              </w:rPr>
-              <w:t>180.5</w:t>
-            </w:r>
-          </w:p>
-        </w:tc>
-        <w:tc>
-          <w:tcPr>
-            <w:tcW w:w="0" w:type="auto"/>
-            <w:vAlign w:val="center"/>
-            <w:hideMark/>
-          </w:tcPr>
-          <w:p>
-            <w:pPr>
-              <w:rPr>
-                <w:rFonts w:ascii="Times New Roman" w:hAnsi="Times New Roman" w:cs="Times New Roman"/>
-              </w:rPr>
-            </w:pPr>
-            <w:r>
-              <w:rPr>
-                <w:rFonts w:ascii="Times New Roman" w:hAnsi="Times New Roman" w:cs="Times New Roman"/>
-              </w:rPr>
-              <w:t>0.000285s</w:t>
-            </w:r>
-          </w:p>
-        </w:tc>
-        <w:tc>
-          <w:tcPr>
-            <w:tcW w:w="0" w:type="auto"/>
-            <w:vAlign w:val="center"/>
-            <w:hideMark/>
-          </w:tcPr>
-          <w:p>
-            <w:pPr>
-              <w:rPr>
-                <w:rFonts w:ascii="Times New Roman" w:hAnsi="Times New Roman" w:cs="Times New Roman"/>
-              </w:rPr>
-            </w:pPr>
-            <w:r>
-              <w:rPr>
-                <w:rFonts w:ascii="Times New Roman" w:hAnsi="Times New Roman" w:cs="Times New Roman"/>
-              </w:rPr>
-              <w:t>0.001190s</w:t>
-            </w:r>
-          </w:p>
-        </w:tc>
-        <w:tc>
-          <w:tcPr>
-            <w:tcW w:w="0" w:type="auto"/>
-            <w:vAlign w:val="center"/>
-            <w:hideMark/>
-          </w:tcPr>
-          <w:p>
-            <w:pPr>
-              <w:rPr>
-                <w:rFonts w:ascii="Times New Roman" w:hAnsi="Times New Roman" w:cs="Times New Roman"/>
-              </w:rPr>
-            </w:pPr>
-            <w:r>
-              <w:rPr>
-                <w:rFonts w:ascii="Times New Roman" w:hAnsi="Times New Roman" w:cs="Times New Roman"/>
-              </w:rPr>
-              <w:t>0.002800s</w:t>
-            </w:r>
-          </w:p>
-        </w:tc>
-        <w:tc>
-          <w:tcPr>
-            <w:tcW w:w="0" w:type="auto"/>
-            <w:vAlign w:val="center"/>
-            <w:hideMark/>
-          </w:tcPr>
-          <w:p>
-            <w:pPr>
-              <w:rPr>
-                <w:rFonts w:ascii="Times New Roman" w:hAnsi="Times New Roman" w:cs="Times New Roman"/>
-              </w:rPr>
-            </w:pPr>
-            <w:r>
-              <w:rPr>
-                <w:rFonts w:ascii="Times New Roman" w:hAnsi="Times New Roman" w:cs="Times New Roman"/>
-              </w:rPr>
-              <w:t>270.50</w:t>
-            </w:r>
-          </w:p>
-        </w:tc>
-        <w:tc>
-          <w:tcPr>
-            <w:tcW w:w="0" w:type="auto"/>
-            <w:vAlign w:val="center"/>
-            <w:hideMark/>
-          </w:tcPr>
-          <w:p>
-            <w:pPr>
-              <w:rPr>
-                <w:rFonts w:ascii="Times New Roman" w:hAnsi="Times New Roman" w:cs="Times New Roman"/>
-              </w:rPr>
-            </w:pPr>
-            <w:r>
-              <w:rPr>
-                <w:rFonts w:ascii="Times New Roman" w:hAnsi="Times New Roman" w:cs="Times New Roman"/>
-              </w:rPr>
-              <w:t>44.20%</w:t>
-            </w:r>
-          </w:p>
-        </w:tc>
-        <w:tc>
-          <w:tcPr>
-            <w:tcW w:w="0" w:type="auto"/>
-            <w:vAlign w:val="center"/>
-            <w:hideMark/>
-          </w:tcPr>
-          <w:p>
-            <w:pPr>
-              <w:rPr>
-                <w:rFonts w:ascii="Times New Roman" w:hAnsi="Times New Roman" w:cs="Times New Roman"/>
-              </w:rPr>
-            </w:pPr>
-            <w:r>
-              <w:rPr>
-                <w:rFonts w:ascii="Times New Roman" w:hAnsi="Times New Roman" w:cs="Times New Roman"/>
-              </w:rPr>
-              <w:t>27.00%</w:t>
+            <w:tcW w:w="1104" w:type="dxa"/>
+            <w:vAlign w:val="center"/>
+            <w:hideMark/>
+          </w:tcPr>
+          <w:p>
+            <w:pPr>
+              <w:rPr>
+                <w:rFonts w:ascii="Times New Roman" w:hAnsi="Times New Roman" w:cs="Times New Roman" w:hint="eastAsia"/>
+                <w:b/>
+                <w:bCs/>
+              </w:rPr>
+            </w:pPr>
+            <w:r>
+              <w:rPr>
+                <w:rFonts w:ascii="Times New Roman" w:hAnsi="Times New Roman" w:cs="Times New Roman"/>
+                <w:b/>
+                <w:bCs/>
+              </w:rPr>
+              <w:t>2.27</w:t>
+            </w:r>
+          </w:p>
+        </w:tc>
+        <w:tc>
+          <w:tcPr>
+            <w:tcW w:w="939" w:type="dxa"/>
+            <w:vAlign w:val="center"/>
+            <w:hideMark/>
+          </w:tcPr>
+          <w:p>
+            <w:pPr>
+              <w:rPr>
+                <w:rFonts w:ascii="Times New Roman" w:hAnsi="Times New Roman" w:cs="Times New Roman"/>
+                <w:b/>
+                <w:bCs/>
+              </w:rPr>
+            </w:pPr>
+            <w:r>
+              <w:rPr>
+                <w:rFonts w:ascii="Times New Roman" w:hAnsi="Times New Roman" w:cs="Times New Roman"/>
+                <w:b/>
+                <w:bCs/>
+              </w:rPr>
+              <w:t>6.5</w:t>
+            </w:r>
+          </w:p>
+        </w:tc>
+        <w:tc>
+          <w:tcPr>
+            <w:tcW w:w="1269" w:type="dxa"/>
+          </w:tcPr>
+          <w:p>
+            <w:pPr>
+              <w:rPr>
+                <w:rFonts w:ascii="Times New Roman" w:hAnsi="Times New Roman" w:cs="Times New Roman" w:hint="eastAsia"/>
+                <w:b/>
+                <w:bCs/>
+              </w:rPr>
+            </w:pPr>
+            <w:r>
+              <w:rPr>
+                <w:rFonts w:ascii="Times New Roman" w:hAnsi="Times New Roman" w:cs="Times New Roman"/>
+                <w:b/>
+                <w:bCs/>
+              </w:rPr>
+              <w:t>5.5MB</w:t>
+            </w:r>
+          </w:p>
+        </w:tc>
+        <w:tc>
+          <w:tcPr>
+            <w:tcW w:w="1104" w:type="dxa"/>
+          </w:tcPr>
+          <w:p>
+            <w:pPr>
+              <w:rPr>
+                <w:rFonts w:ascii="Times New Roman" w:hAnsi="Times New Roman" w:cs="Times New Roman" w:hint="eastAsia"/>
+                <w:b/>
+                <w:bCs/>
+              </w:rPr>
+            </w:pPr>
+            <w:r>
+              <w:rPr>
+                <w:rFonts w:ascii="Times New Roman" w:hAnsi="Times New Roman" w:cs="Times New Roman" w:hint="eastAsia"/>
+                <w:b/>
+                <w:bCs/>
+              </w:rPr>
+              <w:t>4</w:t>
+            </w:r>
+            <w:r>
+              <w:rPr>
+                <w:rFonts w:ascii="Times New Roman" w:hAnsi="Times New Roman" w:cs="Times New Roman" w:hint="eastAsia"/>
+                <w:b/>
+                <w:bCs/>
+              </w:rPr>
+              <w:t>2</w:t>
+            </w:r>
+            <w:r>
+              <w:rPr>
+                <w:rFonts w:ascii="Times New Roman" w:hAnsi="Times New Roman" w:cs="Times New Roman" w:hint="eastAsia"/>
+                <w:b/>
+                <w:bCs/>
+              </w:rPr>
+              <w:t>.13%</w:t>
+            </w:r>
+          </w:p>
+        </w:tc>
+        <w:tc>
+          <w:tcPr>
+            <w:tcW w:w="962" w:type="dxa"/>
+            <w:vAlign w:val="center"/>
+            <w:hideMark/>
+          </w:tcPr>
+          <w:p>
+            <w:pPr>
+              <w:rPr>
+                <w:rFonts w:ascii="Times New Roman" w:hAnsi="Times New Roman" w:cs="Times New Roman"/>
+                <w:b/>
+                <w:bCs/>
+              </w:rPr>
+            </w:pPr>
+            <w:r>
+              <w:rPr>
+                <w:rFonts w:ascii="Times New Roman" w:hAnsi="Times New Roman" w:cs="Times New Roman"/>
+                <w:b/>
+                <w:bCs/>
+              </w:rPr>
+              <w:t>3</w:t>
+            </w:r>
+            <w:r>
+              <w:rPr>
+                <w:rFonts w:ascii="Times New Roman" w:hAnsi="Times New Roman" w:cs="Times New Roman" w:hint="eastAsia"/>
+                <w:b/>
+                <w:bCs/>
+              </w:rPr>
+              <w:t>3</w:t>
+            </w:r>
+            <w:r>
+              <w:rPr>
+                <w:rFonts w:ascii="Times New Roman" w:hAnsi="Times New Roman" w:cs="Times New Roman"/>
+                <w:b/>
+                <w:bCs/>
+              </w:rPr>
+              <w:t>.</w:t>
+            </w:r>
+            <w:r>
+              <w:rPr>
+                <w:rFonts w:ascii="Times New Roman" w:hAnsi="Times New Roman" w:cs="Times New Roman" w:hint="eastAsia"/>
+                <w:b/>
+                <w:bCs/>
+              </w:rPr>
+              <w:t>21</w:t>
+            </w:r>
+            <w:r>
+              <w:rPr>
+                <w:rFonts w:ascii="Times New Roman" w:hAnsi="Times New Roman" w:cs="Times New Roman"/>
+                <w:b/>
+                <w:bCs/>
+              </w:rPr>
+              <w:t>%</w:t>
+            </w:r>
+          </w:p>
+        </w:tc>
+        <w:tc>
+          <w:tcPr>
+            <w:tcW w:w="1089" w:type="dxa"/>
+            <w:vAlign w:val="center"/>
+            <w:hideMark/>
+          </w:tcPr>
+          <w:p>
+            <w:pPr>
+              <w:rPr>
+                <w:rFonts w:ascii="Times New Roman" w:hAnsi="Times New Roman" w:cs="Times New Roman"/>
+                <w:b/>
+                <w:bCs/>
+              </w:rPr>
+            </w:pPr>
+            <w:r>
+              <w:rPr>
+                <w:rFonts w:ascii="Times New Roman" w:hAnsi="Times New Roman" w:cs="Times New Roman" w:hint="eastAsia"/>
+                <w:b/>
+                <w:bCs/>
+              </w:rPr>
+              <w:t>19</w:t>
+            </w:r>
+            <w:r>
+              <w:rPr>
+                <w:rFonts w:ascii="Times New Roman" w:hAnsi="Times New Roman" w:cs="Times New Roman"/>
+                <w:b/>
+                <w:bCs/>
+              </w:rPr>
+              <w:t>.</w:t>
+            </w:r>
+            <w:r>
+              <w:rPr>
+                <w:rFonts w:ascii="Times New Roman" w:hAnsi="Times New Roman" w:cs="Times New Roman" w:hint="eastAsia"/>
+                <w:b/>
+                <w:bCs/>
+              </w:rPr>
+              <w:t>2</w:t>
+            </w:r>
+            <w:r>
+              <w:rPr>
+                <w:rFonts w:ascii="Times New Roman" w:hAnsi="Times New Roman" w:cs="Times New Roman"/>
+                <w:b/>
+                <w:bCs/>
+              </w:rPr>
+              <w:t>9%</w:t>
             </w:r>
           </w:p>
         </w:tc>
@@ -2803,7 +2913,7 @@
     <w:p>
       <w:pPr>
         <w:rPr>
-          <w:rFonts w:ascii="Times New Roman" w:hAnsi="Times New Roman" w:cs="Times New Roman"/>
+          <w:rFonts w:ascii="Times New Roman" w:hAnsi="Times New Roman" w:cs="Times New Roman" w:hint="eastAsia"/>
         </w:rPr>
       </w:pPr>
     </w:p>
